--- a/Trending/time series techniques.docx
+++ b/Trending/time series techniques.docx
@@ -12,35 +12,8 @@
         <w:rPr>
           <w:lang w:val="en-IL"/>
         </w:rPr>
-        <w:t xml:space="preserve">Yes — </w:t>
-      </w:r>
-      <w:r>
-        <w:rPr>
-          <w:b/>
-          <w:bCs/>
-          <w:lang w:val="en-IL"/>
-        </w:rPr>
-        <w:t>ARIMA</w:t>
-      </w:r>
-      <w:r>
-        <w:rPr>
-          <w:lang w:val="en-IL"/>
-        </w:rPr>
-        <w:t xml:space="preserve"> is one of the core classical time series analysis tools. Here's a breakdown of some simple and commonly used time series tools:</w:t>
-      </w:r>
-    </w:p>
-    <w:p>
-      <w:pPr>
-        <w:rPr>
-          <w:lang w:val="en-IL"/>
-        </w:rPr>
-      </w:pPr>
-      <w:r>
-        <w:rPr>
-          <w:lang w:val="en-IL"/>
-        </w:rPr>
-        <w:pict w14:anchorId="67604C6F">
-          <v:rect id="_x0000_i1073" style="width:0;height:1.5pt" o:hralign="center" o:hrstd="t" o:hr="t" fillcolor="#a0a0a0" stroked="f"/>
+        <w:pict w14:anchorId="10AC77A6">
+          <v:rect id="_x0000_i1163" style="width:0;height:1.5pt" o:hralign="center" o:hrstd="t" o:hr="t" fillcolor="#a0a0a0" stroked="f"/>
         </w:pict>
       </w:r>
     </w:p>
@@ -67,14 +40,44 @@
           <w:bCs/>
           <w:lang w:val="en-IL"/>
         </w:rPr>
-        <w:t xml:space="preserve"> 1. Visualization</w:t>
+        <w:t xml:space="preserve"> Common Extrapolation Methods for Time Series</w:t>
+      </w:r>
+    </w:p>
+    <w:p>
+      <w:pPr>
+        <w:rPr>
+          <w:b/>
+          <w:bCs/>
+          <w:lang w:val="en-IL"/>
+        </w:rPr>
+      </w:pPr>
+      <w:r>
+        <w:rPr>
+          <w:b/>
+          <w:bCs/>
+          <w:lang w:val="en-IL"/>
+        </w:rPr>
+        <w:t>1. Polynomial Extrapolation</w:t>
+      </w:r>
+    </w:p>
+    <w:p>
+      <w:pPr>
+        <w:rPr>
+          <w:lang w:val="en-IL"/>
+        </w:rPr>
+      </w:pPr>
+      <w:r>
+        <w:rPr>
+          <w:lang w:val="en-IL"/>
+        </w:rPr>
+        <w:t>You fit a polynomial (as you're already doing) and evaluate it at future time points.</w:t>
       </w:r>
     </w:p>
     <w:p>
       <w:pPr>
         <w:numPr>
           <w:ilvl w:val="0"/>
-          <w:numId w:val="1"/>
+          <w:numId w:val="8"/>
         </w:numPr>
         <w:rPr>
           <w:lang w:val="en-IL"/>
@@ -82,81 +85,24 @@
       </w:pPr>
       <w:r>
         <w:rPr>
-          <w:lang w:val="en-IL"/>
-        </w:rPr>
-        <w:t xml:space="preserve">matplotlib, seaborn, or </w:t>
-      </w:r>
-      <w:proofErr w:type="spellStart"/>
-      <w:r>
-        <w:rPr>
-          <w:lang w:val="en-IL"/>
-        </w:rPr>
-        <w:t>pandas.plot</w:t>
-      </w:r>
-      <w:proofErr w:type="spellEnd"/>
-      <w:r>
-        <w:rPr>
-          <w:lang w:val="en-IL"/>
-        </w:rPr>
-        <w:t>() for:</w:t>
-      </w:r>
-    </w:p>
-    <w:p>
-      <w:pPr>
-        <w:numPr>
-          <w:ilvl w:val="1"/>
-          <w:numId w:val="1"/>
-        </w:numPr>
-        <w:rPr>
-          <w:lang w:val="en-IL"/>
-        </w:rPr>
-      </w:pPr>
-      <w:r>
-        <w:rPr>
-          <w:lang w:val="en-IL"/>
-        </w:rPr>
-        <w:t>Trend</w:t>
-      </w:r>
-    </w:p>
-    <w:p>
-      <w:pPr>
-        <w:numPr>
-          <w:ilvl w:val="1"/>
-          <w:numId w:val="1"/>
-        </w:numPr>
-        <w:rPr>
-          <w:lang w:val="en-IL"/>
-        </w:rPr>
-      </w:pPr>
-      <w:r>
-        <w:rPr>
-          <w:lang w:val="en-IL"/>
-        </w:rPr>
-        <w:t>Seasonality</w:t>
-      </w:r>
-    </w:p>
-    <w:p>
-      <w:pPr>
-        <w:numPr>
-          <w:ilvl w:val="1"/>
-          <w:numId w:val="1"/>
-        </w:numPr>
-        <w:rPr>
-          <w:lang w:val="en-IL"/>
-        </w:rPr>
-      </w:pPr>
-      <w:r>
-        <w:rPr>
-          <w:lang w:val="en-IL"/>
-        </w:rPr>
-        <w:t>Outliers</w:t>
+          <w:b/>
+          <w:bCs/>
+          <w:lang w:val="en-IL"/>
+        </w:rPr>
+        <w:t>Pros:</w:t>
+      </w:r>
+      <w:r>
+        <w:rPr>
+          <w:lang w:val="en-IL"/>
+        </w:rPr>
+        <w:t xml:space="preserve"> Simple, interpretable.</w:t>
       </w:r>
     </w:p>
     <w:p>
       <w:pPr>
         <w:numPr>
           <w:ilvl w:val="0"/>
-          <w:numId w:val="1"/>
+          <w:numId w:val="8"/>
         </w:numPr>
         <w:rPr>
           <w:lang w:val="en-IL"/>
@@ -164,23 +110,278 @@
       </w:pPr>
       <w:r>
         <w:rPr>
-          <w:lang w:val="en-IL"/>
-        </w:rPr>
-        <w:t>Rolling means (.rolling(window).mean()) for smoothing</w:t>
-      </w:r>
-    </w:p>
-    <w:p>
-      <w:pPr>
-        <w:rPr>
-          <w:lang w:val="en-IL"/>
-        </w:rPr>
-      </w:pPr>
-      <w:r>
-        <w:rPr>
-          <w:lang w:val="en-IL"/>
-        </w:rPr>
-        <w:pict w14:anchorId="74613E39">
-          <v:rect id="_x0000_i1074" style="width:0;height:1.5pt" o:hralign="center" o:hrstd="t" o:hr="t" fillcolor="#a0a0a0" stroked="f"/>
+          <w:b/>
+          <w:bCs/>
+          <w:lang w:val="en-IL"/>
+        </w:rPr>
+        <w:t>Cons:</w:t>
+      </w:r>
+      <w:r>
+        <w:rPr>
+          <w:lang w:val="en-IL"/>
+        </w:rPr>
+        <w:t xml:space="preserve"> Unstable for long-term extrapolation; sensitive to noise.</w:t>
+      </w:r>
+    </w:p>
+    <w:p>
+      <w:pPr>
+        <w:rPr>
+          <w:b/>
+          <w:bCs/>
+          <w:lang w:val="en-IL"/>
+        </w:rPr>
+      </w:pPr>
+      <w:r>
+        <w:rPr>
+          <w:b/>
+          <w:bCs/>
+          <w:lang w:val="en-IL"/>
+        </w:rPr>
+        <w:t>2. Linear Regression Extrapolation</w:t>
+      </w:r>
+    </w:p>
+    <w:p>
+      <w:pPr>
+        <w:rPr>
+          <w:lang w:val="en-IL"/>
+        </w:rPr>
+      </w:pPr>
+      <w:r>
+        <w:rPr>
+          <w:lang w:val="en-IL"/>
+        </w:rPr>
+        <w:t>Fit a linear model on time vs. values and extend it forward.</w:t>
+      </w:r>
+    </w:p>
+    <w:p>
+      <w:pPr>
+        <w:rPr>
+          <w:lang w:val="en-IL"/>
+        </w:rPr>
+      </w:pPr>
+      <w:r>
+        <w:rPr>
+          <w:lang w:val="en-IL"/>
+        </w:rPr>
+        <w:t xml:space="preserve">from </w:t>
+      </w:r>
+      <w:proofErr w:type="spellStart"/>
+      <w:r>
+        <w:rPr>
+          <w:lang w:val="en-IL"/>
+        </w:rPr>
+        <w:t>sklearn.linear_model</w:t>
+      </w:r>
+      <w:proofErr w:type="spellEnd"/>
+      <w:r>
+        <w:rPr>
+          <w:lang w:val="en-IL"/>
+        </w:rPr>
+        <w:t xml:space="preserve"> import </w:t>
+      </w:r>
+      <w:proofErr w:type="spellStart"/>
+      <w:r>
+        <w:rPr>
+          <w:lang w:val="en-IL"/>
+        </w:rPr>
+        <w:t>LinearRegression</w:t>
+      </w:r>
+      <w:proofErr w:type="spellEnd"/>
+    </w:p>
+    <w:p>
+      <w:pPr>
+        <w:rPr>
+          <w:lang w:val="en-IL"/>
+        </w:rPr>
+      </w:pPr>
+    </w:p>
+    <w:p>
+      <w:pPr>
+        <w:rPr>
+          <w:lang w:val="en-IL"/>
+        </w:rPr>
+      </w:pPr>
+      <w:r>
+        <w:rPr>
+          <w:lang w:val="en-IL"/>
+        </w:rPr>
+        <w:t xml:space="preserve">model = </w:t>
+      </w:r>
+      <w:proofErr w:type="spellStart"/>
+      <w:r>
+        <w:rPr>
+          <w:lang w:val="en-IL"/>
+        </w:rPr>
+        <w:t>LinearRegression</w:t>
+      </w:r>
+      <w:proofErr w:type="spellEnd"/>
+      <w:r>
+        <w:rPr>
+          <w:lang w:val="en-IL"/>
+        </w:rPr>
+        <w:t>()</w:t>
+      </w:r>
+    </w:p>
+    <w:p>
+      <w:pPr>
+        <w:rPr>
+          <w:lang w:val="en-IL"/>
+        </w:rPr>
+      </w:pPr>
+      <w:proofErr w:type="spellStart"/>
+      <w:r>
+        <w:rPr>
+          <w:lang w:val="en-IL"/>
+        </w:rPr>
+        <w:t>model.fit</w:t>
+      </w:r>
+      <w:proofErr w:type="spellEnd"/>
+      <w:r>
+        <w:rPr>
+          <w:lang w:val="en-IL"/>
+        </w:rPr>
+        <w:t>(</w:t>
+      </w:r>
+      <w:proofErr w:type="spellStart"/>
+      <w:r>
+        <w:rPr>
+          <w:lang w:val="en-IL"/>
+        </w:rPr>
+        <w:t>time_train.values.reshape</w:t>
+      </w:r>
+      <w:proofErr w:type="spellEnd"/>
+      <w:r>
+        <w:rPr>
+          <w:lang w:val="en-IL"/>
+        </w:rPr>
+        <w:t xml:space="preserve">(-1, 1), </w:t>
+      </w:r>
+      <w:proofErr w:type="spellStart"/>
+      <w:r>
+        <w:rPr>
+          <w:lang w:val="en-IL"/>
+        </w:rPr>
+        <w:t>y_train</w:t>
+      </w:r>
+      <w:proofErr w:type="spellEnd"/>
+      <w:r>
+        <w:rPr>
+          <w:lang w:val="en-IL"/>
+        </w:rPr>
+        <w:t>)</w:t>
+      </w:r>
+    </w:p>
+    <w:p>
+      <w:pPr>
+        <w:rPr>
+          <w:lang w:val="en-IL"/>
+        </w:rPr>
+      </w:pPr>
+      <w:proofErr w:type="spellStart"/>
+      <w:r>
+        <w:rPr>
+          <w:lang w:val="en-IL"/>
+        </w:rPr>
+        <w:t>y_pred</w:t>
+      </w:r>
+      <w:proofErr w:type="spellEnd"/>
+      <w:r>
+        <w:rPr>
+          <w:lang w:val="en-IL"/>
+        </w:rPr>
+        <w:t xml:space="preserve"> = </w:t>
+      </w:r>
+      <w:proofErr w:type="spellStart"/>
+      <w:r>
+        <w:rPr>
+          <w:lang w:val="en-IL"/>
+        </w:rPr>
+        <w:t>model.predict</w:t>
+      </w:r>
+      <w:proofErr w:type="spellEnd"/>
+      <w:r>
+        <w:rPr>
+          <w:lang w:val="en-IL"/>
+        </w:rPr>
+        <w:t>(</w:t>
+      </w:r>
+      <w:proofErr w:type="spellStart"/>
+      <w:r>
+        <w:rPr>
+          <w:lang w:val="en-IL"/>
+        </w:rPr>
+        <w:t>future_times.reshape</w:t>
+      </w:r>
+      <w:proofErr w:type="spellEnd"/>
+      <w:r>
+        <w:rPr>
+          <w:lang w:val="en-IL"/>
+        </w:rPr>
+        <w:t>(-1, 1))</w:t>
+      </w:r>
+    </w:p>
+    <w:p>
+      <w:pPr>
+        <w:numPr>
+          <w:ilvl w:val="0"/>
+          <w:numId w:val="9"/>
+        </w:numPr>
+        <w:rPr>
+          <w:lang w:val="en-IL"/>
+        </w:rPr>
+      </w:pPr>
+      <w:r>
+        <w:rPr>
+          <w:b/>
+          <w:bCs/>
+          <w:lang w:val="en-IL"/>
+        </w:rPr>
+        <w:t>Pros:</w:t>
+      </w:r>
+      <w:r>
+        <w:rPr>
+          <w:lang w:val="en-IL"/>
+        </w:rPr>
+        <w:t xml:space="preserve"> Fast, stable for short horizons.</w:t>
+      </w:r>
+    </w:p>
+    <w:p>
+      <w:pPr>
+        <w:numPr>
+          <w:ilvl w:val="0"/>
+          <w:numId w:val="9"/>
+        </w:numPr>
+        <w:rPr>
+          <w:lang w:val="en-IL"/>
+        </w:rPr>
+      </w:pPr>
+      <w:r>
+        <w:rPr>
+          <w:b/>
+          <w:bCs/>
+          <w:lang w:val="en-IL"/>
+        </w:rPr>
+        <w:t>Cons:</w:t>
+      </w:r>
+      <w:r>
+        <w:rPr>
+          <w:lang w:val="en-IL"/>
+        </w:rPr>
+        <w:t xml:space="preserve"> Won’t capture non-linear trends or seasonality.</w:t>
+      </w:r>
+    </w:p>
+    <w:p>
+      <w:pPr>
+        <w:rPr>
+          <w:lang w:val="en-IL"/>
+        </w:rPr>
+      </w:pPr>
+      <w:r>
+        <w:rPr>
+          <w:lang w:val="en-IL"/>
+        </w:rPr>
+        <w:pict w14:anchorId="4376C2A4">
+          <v:rect id="_x0000_i1164" style="width:0;height:1.5pt" o:hralign="center" o:hrstd="t" o:hr="t" fillcolor="#a0a0a0" stroked="f"/>
         </w:pict>
       </w:r>
     </w:p>
@@ -199,7 +400,7 @@
           <w:bCs/>
           <w:lang w:val="en-IL"/>
         </w:rPr>
-        <w:t>✅</w:t>
+        <w:t>📈</w:t>
       </w:r>
       <w:r>
         <w:rPr>
@@ -207,14 +408,174 @@
           <w:bCs/>
           <w:lang w:val="en-IL"/>
         </w:rPr>
-        <w:t xml:space="preserve"> 2. Stationarity Checks</w:t>
+        <w:t xml:space="preserve"> More Advanced Forecasting Methods</w:t>
+      </w:r>
+    </w:p>
+    <w:p>
+      <w:pPr>
+        <w:rPr>
+          <w:b/>
+          <w:bCs/>
+          <w:lang w:val="en-IL"/>
+        </w:rPr>
+      </w:pPr>
+      <w:r>
+        <w:rPr>
+          <w:b/>
+          <w:bCs/>
+          <w:lang w:val="en-IL"/>
+        </w:rPr>
+        <w:t>3. ARIMA / SARIMA (Statistical Models)</w:t>
       </w:r>
     </w:p>
     <w:p>
       <w:pPr>
         <w:numPr>
           <w:ilvl w:val="0"/>
-          <w:numId w:val="2"/>
+          <w:numId w:val="10"/>
+        </w:numPr>
+        <w:rPr>
+          <w:lang w:val="en-IL"/>
+        </w:rPr>
+      </w:pPr>
+      <w:r>
+        <w:rPr>
+          <w:lang w:val="en-IL"/>
+        </w:rPr>
+        <w:t>Models the data as an autoregressive process + differencing + moving average.</w:t>
+      </w:r>
+    </w:p>
+    <w:p>
+      <w:pPr>
+        <w:numPr>
+          <w:ilvl w:val="0"/>
+          <w:numId w:val="10"/>
+        </w:numPr>
+        <w:rPr>
+          <w:lang w:val="en-IL"/>
+        </w:rPr>
+      </w:pPr>
+      <w:r>
+        <w:rPr>
+          <w:lang w:val="en-IL"/>
+        </w:rPr>
+        <w:t>SARIMA handles seasonality.</w:t>
+      </w:r>
+    </w:p>
+    <w:p>
+      <w:pPr>
+        <w:rPr>
+          <w:lang w:val="en-IL"/>
+        </w:rPr>
+      </w:pPr>
+      <w:r>
+        <w:rPr>
+          <w:lang w:val="en-IL"/>
+        </w:rPr>
+        <w:t xml:space="preserve">from </w:t>
+      </w:r>
+      <w:proofErr w:type="spellStart"/>
+      <w:r>
+        <w:rPr>
+          <w:lang w:val="en-IL"/>
+        </w:rPr>
+        <w:t>statsmodels.tsa.arima.model</w:t>
+      </w:r>
+      <w:proofErr w:type="spellEnd"/>
+      <w:r>
+        <w:rPr>
+          <w:lang w:val="en-IL"/>
+        </w:rPr>
+        <w:t xml:space="preserve"> import ARIMA</w:t>
+      </w:r>
+    </w:p>
+    <w:p>
+      <w:pPr>
+        <w:rPr>
+          <w:lang w:val="en-IL"/>
+        </w:rPr>
+      </w:pPr>
+    </w:p>
+    <w:p>
+      <w:pPr>
+        <w:rPr>
+          <w:lang w:val="en-IL"/>
+        </w:rPr>
+      </w:pPr>
+      <w:r>
+        <w:rPr>
+          <w:lang w:val="en-IL"/>
+        </w:rPr>
+        <w:t>model = ARIMA(series, order=(p, d, q))</w:t>
+      </w:r>
+    </w:p>
+    <w:p>
+      <w:pPr>
+        <w:rPr>
+          <w:lang w:val="en-IL"/>
+        </w:rPr>
+      </w:pPr>
+      <w:proofErr w:type="spellStart"/>
+      <w:r>
+        <w:rPr>
+          <w:lang w:val="en-IL"/>
+        </w:rPr>
+        <w:t>model_fit</w:t>
+      </w:r>
+      <w:proofErr w:type="spellEnd"/>
+      <w:r>
+        <w:rPr>
+          <w:lang w:val="en-IL"/>
+        </w:rPr>
+        <w:t xml:space="preserve"> = </w:t>
+      </w:r>
+      <w:proofErr w:type="spellStart"/>
+      <w:r>
+        <w:rPr>
+          <w:lang w:val="en-IL"/>
+        </w:rPr>
+        <w:t>model.fit</w:t>
+      </w:r>
+      <w:proofErr w:type="spellEnd"/>
+      <w:r>
+        <w:rPr>
+          <w:lang w:val="en-IL"/>
+        </w:rPr>
+        <w:t>()</w:t>
+      </w:r>
+    </w:p>
+    <w:p>
+      <w:pPr>
+        <w:rPr>
+          <w:lang w:val="en-IL"/>
+        </w:rPr>
+      </w:pPr>
+      <w:r>
+        <w:rPr>
+          <w:lang w:val="en-IL"/>
+        </w:rPr>
+        <w:t xml:space="preserve">forecast = </w:t>
+      </w:r>
+      <w:proofErr w:type="spellStart"/>
+      <w:r>
+        <w:rPr>
+          <w:lang w:val="en-IL"/>
+        </w:rPr>
+        <w:t>model_fit.forecast</w:t>
+      </w:r>
+      <w:proofErr w:type="spellEnd"/>
+      <w:r>
+        <w:rPr>
+          <w:lang w:val="en-IL"/>
+        </w:rPr>
+        <w:t>(steps=n)</w:t>
+      </w:r>
+    </w:p>
+    <w:p>
+      <w:pPr>
+        <w:numPr>
+          <w:ilvl w:val="0"/>
+          <w:numId w:val="11"/>
         </w:numPr>
         <w:rPr>
           <w:lang w:val="en-IL"/>
@@ -226,28 +587,20 @@
           <w:bCs/>
           <w:lang w:val="en-IL"/>
         </w:rPr>
-        <w:t>ADF test</w:t>
-      </w:r>
-      <w:r>
-        <w:rPr>
-          <w:lang w:val="en-IL"/>
-        </w:rPr>
-        <w:t xml:space="preserve"> (Augmented Dickey-Fuller): </w:t>
-      </w:r>
-      <w:proofErr w:type="spellStart"/>
-      <w:r>
-        <w:rPr>
-          <w:lang w:val="en-IL"/>
-        </w:rPr>
-        <w:t>statsmodels.tsa.stattools.adfuller</w:t>
-      </w:r>
-      <w:proofErr w:type="spellEnd"/>
+        <w:t>Pros:</w:t>
+      </w:r>
+      <w:r>
+        <w:rPr>
+          <w:lang w:val="en-IL"/>
+        </w:rPr>
+        <w:t xml:space="preserve"> Great for stable, autocorrelated series.</w:t>
+      </w:r>
     </w:p>
     <w:p>
       <w:pPr>
         <w:numPr>
           <w:ilvl w:val="0"/>
-          <w:numId w:val="2"/>
+          <w:numId w:val="11"/>
         </w:numPr>
         <w:rPr>
           <w:lang w:val="en-IL"/>
@@ -259,35 +612,558 @@
           <w:bCs/>
           <w:lang w:val="en-IL"/>
         </w:rPr>
-        <w:t>KPSS test</w:t>
-      </w:r>
-      <w:r>
-        <w:rPr>
-          <w:lang w:val="en-IL"/>
-        </w:rPr>
-        <w:t xml:space="preserve">: </w:t>
+        <w:t>Cons:</w:t>
+      </w:r>
+      <w:r>
+        <w:rPr>
+          <w:lang w:val="en-IL"/>
+        </w:rPr>
+        <w:t xml:space="preserve"> Requires parameter tuning; assumes stationarity.</w:t>
+      </w:r>
+    </w:p>
+    <w:p>
+      <w:pPr>
+        <w:rPr>
+          <w:lang w:val="en-IL"/>
+        </w:rPr>
+      </w:pPr>
+      <w:r>
+        <w:rPr>
+          <w:lang w:val="en-IL"/>
+        </w:rPr>
+        <w:pict w14:anchorId="3E15F548">
+          <v:rect id="_x0000_i1165" style="width:0;height:1.5pt" o:hralign="center" o:hrstd="t" o:hr="t" fillcolor="#a0a0a0" stroked="f"/>
+        </w:pict>
+      </w:r>
+    </w:p>
+    <w:p>
+      <w:pPr>
+        <w:rPr>
+          <w:b/>
+          <w:bCs/>
+          <w:lang w:val="en-IL"/>
+        </w:rPr>
+      </w:pPr>
+      <w:r>
+        <w:rPr>
+          <w:b/>
+          <w:bCs/>
+          <w:lang w:val="en-IL"/>
+        </w:rPr>
+        <w:t>4. Exponential Smoothing (Holt-Winters)</w:t>
+      </w:r>
+    </w:p>
+    <w:p>
+      <w:pPr>
+        <w:rPr>
+          <w:lang w:val="en-IL"/>
+        </w:rPr>
+      </w:pPr>
+      <w:r>
+        <w:rPr>
+          <w:lang w:val="en-IL"/>
+        </w:rPr>
+        <w:t>Good for trends and seasonality:</w:t>
+      </w:r>
+    </w:p>
+    <w:p>
+      <w:pPr>
+        <w:rPr>
+          <w:lang w:val="en-IL"/>
+        </w:rPr>
+      </w:pPr>
+      <w:r>
+        <w:rPr>
+          <w:lang w:val="en-IL"/>
+        </w:rPr>
+        <w:t xml:space="preserve">from </w:t>
       </w:r>
       <w:proofErr w:type="spellStart"/>
       <w:r>
         <w:rPr>
           <w:lang w:val="en-IL"/>
         </w:rPr>
-        <w:t>statsmodels.tsa.stattools.kpss</w:t>
+        <w:t>statsmodels.tsa.holtwinters</w:t>
       </w:r>
       <w:proofErr w:type="spellEnd"/>
-    </w:p>
-    <w:p>
-      <w:pPr>
-        <w:rPr>
-          <w:lang w:val="en-IL"/>
-        </w:rPr>
-      </w:pPr>
-      <w:r>
-        <w:rPr>
-          <w:lang w:val="en-IL"/>
-        </w:rPr>
-        <w:pict w14:anchorId="519D133B">
-          <v:rect id="_x0000_i1075" style="width:0;height:1.5pt" o:hralign="center" o:hrstd="t" o:hr="t" fillcolor="#a0a0a0" stroked="f"/>
+      <w:r>
+        <w:rPr>
+          <w:lang w:val="en-IL"/>
+        </w:rPr>
+        <w:t xml:space="preserve"> import </w:t>
+      </w:r>
+      <w:proofErr w:type="spellStart"/>
+      <w:r>
+        <w:rPr>
+          <w:lang w:val="en-IL"/>
+        </w:rPr>
+        <w:t>ExponentialSmoothing</w:t>
+      </w:r>
+      <w:proofErr w:type="spellEnd"/>
+    </w:p>
+    <w:p>
+      <w:pPr>
+        <w:rPr>
+          <w:lang w:val="en-IL"/>
+        </w:rPr>
+      </w:pPr>
+    </w:p>
+    <w:p>
+      <w:pPr>
+        <w:rPr>
+          <w:lang w:val="en-IL"/>
+        </w:rPr>
+      </w:pPr>
+      <w:r>
+        <w:rPr>
+          <w:lang w:val="en-IL"/>
+        </w:rPr>
+        <w:t xml:space="preserve">model = </w:t>
+      </w:r>
+      <w:proofErr w:type="spellStart"/>
+      <w:r>
+        <w:rPr>
+          <w:lang w:val="en-IL"/>
+        </w:rPr>
+        <w:t>ExponentialSmoothing</w:t>
+      </w:r>
+      <w:proofErr w:type="spellEnd"/>
+      <w:r>
+        <w:rPr>
+          <w:lang w:val="en-IL"/>
+        </w:rPr>
+        <w:t xml:space="preserve">(series, trend='add', seasonal='add', </w:t>
+      </w:r>
+      <w:proofErr w:type="spellStart"/>
+      <w:r>
+        <w:rPr>
+          <w:lang w:val="en-IL"/>
+        </w:rPr>
+        <w:t>seasonal_periods</w:t>
+      </w:r>
+      <w:proofErr w:type="spellEnd"/>
+      <w:r>
+        <w:rPr>
+          <w:lang w:val="en-IL"/>
+        </w:rPr>
+        <w:t>=12)</w:t>
+      </w:r>
+    </w:p>
+    <w:p>
+      <w:pPr>
+        <w:rPr>
+          <w:lang w:val="en-IL"/>
+        </w:rPr>
+      </w:pPr>
+      <w:r>
+        <w:rPr>
+          <w:lang w:val="en-IL"/>
+        </w:rPr>
+        <w:t xml:space="preserve">fit = </w:t>
+      </w:r>
+      <w:proofErr w:type="spellStart"/>
+      <w:r>
+        <w:rPr>
+          <w:lang w:val="en-IL"/>
+        </w:rPr>
+        <w:t>model.fit</w:t>
+      </w:r>
+      <w:proofErr w:type="spellEnd"/>
+      <w:r>
+        <w:rPr>
+          <w:lang w:val="en-IL"/>
+        </w:rPr>
+        <w:t>()</w:t>
+      </w:r>
+    </w:p>
+    <w:p>
+      <w:pPr>
+        <w:rPr>
+          <w:lang w:val="en-IL"/>
+        </w:rPr>
+      </w:pPr>
+      <w:r>
+        <w:rPr>
+          <w:lang w:val="en-IL"/>
+        </w:rPr>
+        <w:t xml:space="preserve">forecast = </w:t>
+      </w:r>
+      <w:proofErr w:type="spellStart"/>
+      <w:r>
+        <w:rPr>
+          <w:lang w:val="en-IL"/>
+        </w:rPr>
+        <w:t>fit.forecast</w:t>
+      </w:r>
+      <w:proofErr w:type="spellEnd"/>
+      <w:r>
+        <w:rPr>
+          <w:lang w:val="en-IL"/>
+        </w:rPr>
+        <w:t>(steps=n)</w:t>
+      </w:r>
+    </w:p>
+    <w:p>
+      <w:pPr>
+        <w:rPr>
+          <w:lang w:val="en-IL"/>
+        </w:rPr>
+      </w:pPr>
+      <w:r>
+        <w:rPr>
+          <w:lang w:val="en-IL"/>
+        </w:rPr>
+        <w:pict w14:anchorId="6B6F8D9E">
+          <v:rect id="_x0000_i1166" style="width:0;height:1.5pt" o:hralign="center" o:hrstd="t" o:hr="t" fillcolor="#a0a0a0" stroked="f"/>
+        </w:pict>
+      </w:r>
+    </w:p>
+    <w:p>
+      <w:pPr>
+        <w:rPr>
+          <w:b/>
+          <w:bCs/>
+          <w:lang w:val="en-IL"/>
+        </w:rPr>
+      </w:pPr>
+      <w:r>
+        <w:rPr>
+          <w:b/>
+          <w:bCs/>
+          <w:lang w:val="en-IL"/>
+        </w:rPr>
+        <w:t>5. Prophet (by Facebook)</w:t>
+      </w:r>
+    </w:p>
+    <w:p>
+      <w:pPr>
+        <w:rPr>
+          <w:lang w:val="en-IL"/>
+        </w:rPr>
+      </w:pPr>
+      <w:r>
+        <w:rPr>
+          <w:lang w:val="en-IL"/>
+        </w:rPr>
+        <w:t>A powerful model for business time series data with trends and seasonality.</w:t>
+      </w:r>
+    </w:p>
+    <w:p>
+      <w:pPr>
+        <w:rPr>
+          <w:lang w:val="en-IL"/>
+        </w:rPr>
+      </w:pPr>
+      <w:r>
+        <w:rPr>
+          <w:lang w:val="en-IL"/>
+        </w:rPr>
+        <w:t>from prophet import Prophet</w:t>
+      </w:r>
+    </w:p>
+    <w:p>
+      <w:pPr>
+        <w:rPr>
+          <w:lang w:val="en-IL"/>
+        </w:rPr>
+      </w:pPr>
+    </w:p>
+    <w:p>
+      <w:pPr>
+        <w:rPr>
+          <w:lang w:val="en-IL"/>
+        </w:rPr>
+      </w:pPr>
+      <w:proofErr w:type="spellStart"/>
+      <w:r>
+        <w:rPr>
+          <w:lang w:val="en-IL"/>
+        </w:rPr>
+        <w:t>df</w:t>
+      </w:r>
+      <w:proofErr w:type="spellEnd"/>
+      <w:r>
+        <w:rPr>
+          <w:lang w:val="en-IL"/>
+        </w:rPr>
+        <w:t xml:space="preserve"> = </w:t>
+      </w:r>
+      <w:proofErr w:type="spellStart"/>
+      <w:r>
+        <w:rPr>
+          <w:lang w:val="en-IL"/>
+        </w:rPr>
+        <w:t>pd.DataFrame</w:t>
+      </w:r>
+      <w:proofErr w:type="spellEnd"/>
+      <w:r>
+        <w:rPr>
+          <w:lang w:val="en-IL"/>
+        </w:rPr>
+        <w:t>({'ds': dates, 'y': values})</w:t>
+      </w:r>
+    </w:p>
+    <w:p>
+      <w:pPr>
+        <w:rPr>
+          <w:lang w:val="en-IL"/>
+        </w:rPr>
+      </w:pPr>
+      <w:r>
+        <w:rPr>
+          <w:lang w:val="en-IL"/>
+        </w:rPr>
+        <w:t>model = Prophet()</w:t>
+      </w:r>
+    </w:p>
+    <w:p>
+      <w:pPr>
+        <w:rPr>
+          <w:lang w:val="en-IL"/>
+        </w:rPr>
+      </w:pPr>
+      <w:proofErr w:type="spellStart"/>
+      <w:r>
+        <w:rPr>
+          <w:lang w:val="en-IL"/>
+        </w:rPr>
+        <w:t>model.fit</w:t>
+      </w:r>
+      <w:proofErr w:type="spellEnd"/>
+      <w:r>
+        <w:rPr>
+          <w:lang w:val="en-IL"/>
+        </w:rPr>
+        <w:t>(</w:t>
+      </w:r>
+      <w:proofErr w:type="spellStart"/>
+      <w:r>
+        <w:rPr>
+          <w:lang w:val="en-IL"/>
+        </w:rPr>
+        <w:t>df</w:t>
+      </w:r>
+      <w:proofErr w:type="spellEnd"/>
+      <w:r>
+        <w:rPr>
+          <w:lang w:val="en-IL"/>
+        </w:rPr>
+        <w:t>)</w:t>
+      </w:r>
+    </w:p>
+    <w:p>
+      <w:pPr>
+        <w:rPr>
+          <w:lang w:val="en-IL"/>
+        </w:rPr>
+      </w:pPr>
+      <w:r>
+        <w:rPr>
+          <w:lang w:val="en-IL"/>
+        </w:rPr>
+        <w:t xml:space="preserve">future = </w:t>
+      </w:r>
+      <w:proofErr w:type="spellStart"/>
+      <w:r>
+        <w:rPr>
+          <w:lang w:val="en-IL"/>
+        </w:rPr>
+        <w:t>model.make_future_dataframe</w:t>
+      </w:r>
+      <w:proofErr w:type="spellEnd"/>
+      <w:r>
+        <w:rPr>
+          <w:lang w:val="en-IL"/>
+        </w:rPr>
+        <w:t>(periods=90)</w:t>
+      </w:r>
+    </w:p>
+    <w:p>
+      <w:pPr>
+        <w:rPr>
+          <w:lang w:val="en-IL"/>
+        </w:rPr>
+      </w:pPr>
+      <w:r>
+        <w:rPr>
+          <w:lang w:val="en-IL"/>
+        </w:rPr>
+        <w:t xml:space="preserve">forecast = </w:t>
+      </w:r>
+      <w:proofErr w:type="spellStart"/>
+      <w:r>
+        <w:rPr>
+          <w:lang w:val="en-IL"/>
+        </w:rPr>
+        <w:t>model.predict</w:t>
+      </w:r>
+      <w:proofErr w:type="spellEnd"/>
+      <w:r>
+        <w:rPr>
+          <w:lang w:val="en-IL"/>
+        </w:rPr>
+        <w:t>(future)</w:t>
+      </w:r>
+    </w:p>
+    <w:p>
+      <w:pPr>
+        <w:numPr>
+          <w:ilvl w:val="0"/>
+          <w:numId w:val="12"/>
+        </w:numPr>
+        <w:rPr>
+          <w:lang w:val="en-IL"/>
+        </w:rPr>
+      </w:pPr>
+      <w:r>
+        <w:rPr>
+          <w:b/>
+          <w:bCs/>
+          <w:lang w:val="en-IL"/>
+        </w:rPr>
+        <w:t>Pros:</w:t>
+      </w:r>
+      <w:r>
+        <w:rPr>
+          <w:lang w:val="en-IL"/>
+        </w:rPr>
+        <w:t xml:space="preserve"> Handles holidays, seasonality, trends well.</w:t>
+      </w:r>
+    </w:p>
+    <w:p>
+      <w:pPr>
+        <w:numPr>
+          <w:ilvl w:val="0"/>
+          <w:numId w:val="12"/>
+        </w:numPr>
+        <w:rPr>
+          <w:lang w:val="en-IL"/>
+        </w:rPr>
+      </w:pPr>
+      <w:r>
+        <w:rPr>
+          <w:b/>
+          <w:bCs/>
+          <w:lang w:val="en-IL"/>
+        </w:rPr>
+        <w:t>Cons:</w:t>
+      </w:r>
+      <w:r>
+        <w:rPr>
+          <w:lang w:val="en-IL"/>
+        </w:rPr>
+        <w:t xml:space="preserve"> Slower, more overhead.</w:t>
+      </w:r>
+    </w:p>
+    <w:p>
+      <w:pPr>
+        <w:rPr>
+          <w:lang w:val="en-IL"/>
+        </w:rPr>
+      </w:pPr>
+      <w:r>
+        <w:rPr>
+          <w:lang w:val="en-IL"/>
+        </w:rPr>
+        <w:pict w14:anchorId="3198C4A9">
+          <v:rect id="_x0000_i1167" style="width:0;height:1.5pt" o:hralign="center" o:hrstd="t" o:hr="t" fillcolor="#a0a0a0" stroked="f"/>
+        </w:pict>
+      </w:r>
+    </w:p>
+    <w:p>
+      <w:pPr>
+        <w:rPr>
+          <w:b/>
+          <w:bCs/>
+          <w:lang w:val="en-IL"/>
+        </w:rPr>
+      </w:pPr>
+      <w:r>
+        <w:rPr>
+          <w:b/>
+          <w:bCs/>
+          <w:lang w:val="en-IL"/>
+        </w:rPr>
+        <w:t>6. Machine Learning Models (</w:t>
+      </w:r>
+      <w:proofErr w:type="spellStart"/>
+      <w:r>
+        <w:rPr>
+          <w:b/>
+          <w:bCs/>
+          <w:lang w:val="en-IL"/>
+        </w:rPr>
+        <w:t>XGBoost</w:t>
+      </w:r>
+      <w:proofErr w:type="spellEnd"/>
+      <w:r>
+        <w:rPr>
+          <w:b/>
+          <w:bCs/>
+          <w:lang w:val="en-IL"/>
+        </w:rPr>
+        <w:t>, LSTM, etc.)</w:t>
+      </w:r>
+    </w:p>
+    <w:p>
+      <w:pPr>
+        <w:rPr>
+          <w:lang w:val="en-IL"/>
+        </w:rPr>
+      </w:pPr>
+      <w:r>
+        <w:rPr>
+          <w:lang w:val="en-IL"/>
+        </w:rPr>
+        <w:t>Use lagged features or sliding windows as inputs to ML models.</w:t>
+      </w:r>
+    </w:p>
+    <w:p>
+      <w:pPr>
+        <w:numPr>
+          <w:ilvl w:val="0"/>
+          <w:numId w:val="13"/>
+        </w:numPr>
+        <w:rPr>
+          <w:lang w:val="en-IL"/>
+        </w:rPr>
+      </w:pPr>
+      <w:r>
+        <w:rPr>
+          <w:lang w:val="en-IL"/>
+        </w:rPr>
+        <w:t>Requires converting time series into supervised format.</w:t>
+      </w:r>
+    </w:p>
+    <w:p>
+      <w:pPr>
+        <w:numPr>
+          <w:ilvl w:val="0"/>
+          <w:numId w:val="13"/>
+        </w:numPr>
+        <w:rPr>
+          <w:lang w:val="en-IL"/>
+        </w:rPr>
+      </w:pPr>
+      <w:r>
+        <w:rPr>
+          <w:lang w:val="en-IL"/>
+        </w:rPr>
+        <w:t>LSTM/GRU useful for learning complex temporal patterns (but require more data and tuning).</w:t>
+      </w:r>
+    </w:p>
+    <w:p>
+      <w:pPr>
+        <w:rPr>
+          <w:lang w:val="en-IL"/>
+        </w:rPr>
+      </w:pPr>
+      <w:r>
+        <w:rPr>
+          <w:lang w:val="en-IL"/>
+        </w:rPr>
+        <w:pict w14:anchorId="4CBD4E5A">
+          <v:rect id="_x0000_i1168" style="width:0;height:1.5pt" o:hralign="center" o:hrstd="t" o:hr="t" fillcolor="#a0a0a0" stroked="f"/>
         </w:pict>
       </w:r>
     </w:p>
@@ -306,7 +1182,7 @@
           <w:bCs/>
           <w:lang w:val="en-IL"/>
         </w:rPr>
-        <w:t>✅</w:t>
+        <w:t>🔧</w:t>
       </w:r>
       <w:r>
         <w:rPr>
@@ -314,616 +1190,281 @@
           <w:bCs/>
           <w:lang w:val="en-IL"/>
         </w:rPr>
-        <w:t xml:space="preserve"> 3. Decomposition</w:t>
-      </w:r>
-    </w:p>
-    <w:p>
-      <w:pPr>
-        <w:numPr>
-          <w:ilvl w:val="0"/>
-          <w:numId w:val="3"/>
-        </w:numPr>
-        <w:rPr>
-          <w:lang w:val="en-IL"/>
-        </w:rPr>
-      </w:pPr>
-      <w:proofErr w:type="spellStart"/>
-      <w:r>
-        <w:rPr>
-          <w:lang w:val="en-IL"/>
-        </w:rPr>
-        <w:t>statsmodels.tsa.seasonal_decompose</w:t>
-      </w:r>
-      <w:proofErr w:type="spellEnd"/>
-    </w:p>
-    <w:p>
-      <w:pPr>
-        <w:numPr>
-          <w:ilvl w:val="1"/>
-          <w:numId w:val="3"/>
-        </w:numPr>
-        <w:rPr>
-          <w:lang w:val="en-IL"/>
-        </w:rPr>
-      </w:pPr>
-      <w:r>
-        <w:rPr>
-          <w:lang w:val="en-IL"/>
-        </w:rPr>
-        <w:t xml:space="preserve">Splits series into </w:t>
-      </w:r>
-      <w:r>
-        <w:rPr>
-          <w:b/>
-          <w:bCs/>
-          <w:lang w:val="en-IL"/>
-        </w:rPr>
-        <w:t>trend</w:t>
-      </w:r>
-      <w:r>
-        <w:rPr>
-          <w:lang w:val="en-IL"/>
-        </w:rPr>
-        <w:t xml:space="preserve">, </w:t>
-      </w:r>
-      <w:r>
-        <w:rPr>
-          <w:b/>
-          <w:bCs/>
-          <w:lang w:val="en-IL"/>
-        </w:rPr>
-        <w:t>seasonality</w:t>
-      </w:r>
-      <w:r>
-        <w:rPr>
-          <w:lang w:val="en-IL"/>
-        </w:rPr>
-        <w:t xml:space="preserve">, and </w:t>
-      </w:r>
-      <w:r>
-        <w:rPr>
-          <w:b/>
-          <w:bCs/>
-          <w:lang w:val="en-IL"/>
-        </w:rPr>
-        <w:t>residual</w:t>
-      </w:r>
-    </w:p>
-    <w:p>
-      <w:pPr>
-        <w:rPr>
-          <w:lang w:val="en-IL"/>
-        </w:rPr>
-      </w:pPr>
-      <w:r>
-        <w:rPr>
-          <w:lang w:val="en-IL"/>
-        </w:rPr>
-        <w:pict w14:anchorId="11F7A876">
-          <v:rect id="_x0000_i1076" style="width:0;height:1.5pt" o:hralign="center" o:hrstd="t" o:hr="t" fillcolor="#a0a0a0" stroked="f"/>
+        <w:t xml:space="preserve"> Which method to choose?</w:t>
+      </w:r>
+    </w:p>
+    <w:tbl>
+      <w:tblPr>
+        <w:tblW w:w="0" w:type="auto"/>
+        <w:tblCellSpacing w:w="15" w:type="dxa"/>
+        <w:tblCellMar>
+          <w:top w:w="15" w:type="dxa"/>
+          <w:left w:w="15" w:type="dxa"/>
+          <w:bottom w:w="15" w:type="dxa"/>
+          <w:right w:w="15" w:type="dxa"/>
+        </w:tblCellMar>
+        <w:tblLook w:val="04A0" w:firstRow="1" w:lastRow="0" w:firstColumn="1" w:lastColumn="0" w:noHBand="0" w:noVBand="1"/>
+      </w:tblPr>
+      <w:tblGrid>
+        <w:gridCol w:w="4091"/>
+        <w:gridCol w:w="3048"/>
+      </w:tblGrid>
+      <w:tr>
+        <w:trPr>
+          <w:tblHeader/>
+          <w:tblCellSpacing w:w="15" w:type="dxa"/>
+        </w:trPr>
+        <w:tc>
+          <w:tcPr>
+            <w:tcW w:w="0" w:type="auto"/>
+            <w:vAlign w:val="center"/>
+            <w:hideMark/>
+          </w:tcPr>
+          <w:p>
+            <w:pPr>
+              <w:rPr>
+                <w:b/>
+                <w:bCs/>
+                <w:lang w:val="en-IL"/>
+              </w:rPr>
+            </w:pPr>
+            <w:r>
+              <w:rPr>
+                <w:b/>
+                <w:bCs/>
+                <w:lang w:val="en-IL"/>
+              </w:rPr>
+              <w:t>Situation</w:t>
+            </w:r>
+          </w:p>
+        </w:tc>
+        <w:tc>
+          <w:tcPr>
+            <w:tcW w:w="0" w:type="auto"/>
+            <w:vAlign w:val="center"/>
+            <w:hideMark/>
+          </w:tcPr>
+          <w:p>
+            <w:pPr>
+              <w:rPr>
+                <w:b/>
+                <w:bCs/>
+                <w:lang w:val="en-IL"/>
+              </w:rPr>
+            </w:pPr>
+            <w:r>
+              <w:rPr>
+                <w:b/>
+                <w:bCs/>
+                <w:lang w:val="en-IL"/>
+              </w:rPr>
+              <w:t>Recommended Method</w:t>
+            </w:r>
+          </w:p>
+        </w:tc>
+      </w:tr>
+      <w:tr>
+        <w:trPr>
+          <w:tblCellSpacing w:w="15" w:type="dxa"/>
+        </w:trPr>
+        <w:tc>
+          <w:tcPr>
+            <w:tcW w:w="0" w:type="auto"/>
+            <w:vAlign w:val="center"/>
+            <w:hideMark/>
+          </w:tcPr>
+          <w:p>
+            <w:pPr>
+              <w:rPr>
+                <w:lang w:val="en-IL"/>
+              </w:rPr>
+            </w:pPr>
+            <w:r>
+              <w:rPr>
+                <w:lang w:val="en-IL"/>
+              </w:rPr>
+              <w:t>Simple trend</w:t>
+            </w:r>
+          </w:p>
+        </w:tc>
+        <w:tc>
+          <w:tcPr>
+            <w:tcW w:w="0" w:type="auto"/>
+            <w:vAlign w:val="center"/>
+            <w:hideMark/>
+          </w:tcPr>
+          <w:p>
+            <w:pPr>
+              <w:rPr>
+                <w:lang w:val="en-IL"/>
+              </w:rPr>
+            </w:pPr>
+            <w:r>
+              <w:rPr>
+                <w:lang w:val="en-IL"/>
+              </w:rPr>
+              <w:t>Linear regression or polynomial</w:t>
+            </w:r>
+          </w:p>
+        </w:tc>
+      </w:tr>
+      <w:tr>
+        <w:trPr>
+          <w:tblCellSpacing w:w="15" w:type="dxa"/>
+        </w:trPr>
+        <w:tc>
+          <w:tcPr>
+            <w:tcW w:w="0" w:type="auto"/>
+            <w:vAlign w:val="center"/>
+            <w:hideMark/>
+          </w:tcPr>
+          <w:p>
+            <w:pPr>
+              <w:rPr>
+                <w:lang w:val="en-IL"/>
+              </w:rPr>
+            </w:pPr>
+            <w:r>
+              <w:rPr>
+                <w:lang w:val="en-IL"/>
+              </w:rPr>
+              <w:t>Short-term prediction with autocorrelation</w:t>
+            </w:r>
+          </w:p>
+        </w:tc>
+        <w:tc>
+          <w:tcPr>
+            <w:tcW w:w="0" w:type="auto"/>
+            <w:vAlign w:val="center"/>
+            <w:hideMark/>
+          </w:tcPr>
+          <w:p>
+            <w:pPr>
+              <w:rPr>
+                <w:lang w:val="en-IL"/>
+              </w:rPr>
+            </w:pPr>
+            <w:r>
+              <w:rPr>
+                <w:lang w:val="en-IL"/>
+              </w:rPr>
+              <w:t>ARIMA</w:t>
+            </w:r>
+          </w:p>
+        </w:tc>
+      </w:tr>
+      <w:tr>
+        <w:trPr>
+          <w:tblCellSpacing w:w="15" w:type="dxa"/>
+        </w:trPr>
+        <w:tc>
+          <w:tcPr>
+            <w:tcW w:w="0" w:type="auto"/>
+            <w:vAlign w:val="center"/>
+            <w:hideMark/>
+          </w:tcPr>
+          <w:p>
+            <w:pPr>
+              <w:rPr>
+                <w:lang w:val="en-IL"/>
+              </w:rPr>
+            </w:pPr>
+            <w:r>
+              <w:rPr>
+                <w:lang w:val="en-IL"/>
+              </w:rPr>
+              <w:t>Seasonality and trend</w:t>
+            </w:r>
+          </w:p>
+        </w:tc>
+        <w:tc>
+          <w:tcPr>
+            <w:tcW w:w="0" w:type="auto"/>
+            <w:vAlign w:val="center"/>
+            <w:hideMark/>
+          </w:tcPr>
+          <w:p>
+            <w:pPr>
+              <w:rPr>
+                <w:lang w:val="en-IL"/>
+              </w:rPr>
+            </w:pPr>
+            <w:r>
+              <w:rPr>
+                <w:lang w:val="en-IL"/>
+              </w:rPr>
+              <w:t>SARIMA, Holt-Winters, Prophet</w:t>
+            </w:r>
+          </w:p>
+        </w:tc>
+      </w:tr>
+      <w:tr>
+        <w:trPr>
+          <w:tblCellSpacing w:w="15" w:type="dxa"/>
+        </w:trPr>
+        <w:tc>
+          <w:tcPr>
+            <w:tcW w:w="0" w:type="auto"/>
+            <w:vAlign w:val="center"/>
+            <w:hideMark/>
+          </w:tcPr>
+          <w:p>
+            <w:pPr>
+              <w:rPr>
+                <w:lang w:val="en-IL"/>
+              </w:rPr>
+            </w:pPr>
+            <w:r>
+              <w:rPr>
+                <w:lang w:val="en-IL"/>
+              </w:rPr>
+              <w:t>Complex patterns, more data</w:t>
+            </w:r>
+          </w:p>
+        </w:tc>
+        <w:tc>
+          <w:tcPr>
+            <w:tcW w:w="0" w:type="auto"/>
+            <w:vAlign w:val="center"/>
+            <w:hideMark/>
+          </w:tcPr>
+          <w:p>
+            <w:pPr>
+              <w:rPr>
+                <w:lang w:val="en-IL"/>
+              </w:rPr>
+            </w:pPr>
+            <w:proofErr w:type="spellStart"/>
+            <w:r>
+              <w:rPr>
+                <w:lang w:val="en-IL"/>
+              </w:rPr>
+              <w:t>XGBoost</w:t>
+            </w:r>
+            <w:proofErr w:type="spellEnd"/>
+            <w:r>
+              <w:rPr>
+                <w:lang w:val="en-IL"/>
+              </w:rPr>
+              <w:t>, LSTM, etc.</w:t>
+            </w:r>
+          </w:p>
+        </w:tc>
+      </w:tr>
+    </w:tbl>
+    <w:p>
+      <w:pPr>
+        <w:rPr>
+          <w:lang w:val="en-IL"/>
+        </w:rPr>
+      </w:pPr>
+      <w:r>
+        <w:rPr>
+          <w:lang w:val="en-IL"/>
+        </w:rPr>
+        <w:pict w14:anchorId="1573AD10">
+          <v:rect id="_x0000_i1169" style="width:0;height:1.5pt" o:hralign="center" o:hrstd="t" o:hr="t" fillcolor="#a0a0a0" stroked="f"/>
         </w:pict>
-      </w:r>
-    </w:p>
-    <w:p>
-      <w:pPr>
-        <w:rPr>
-          <w:b/>
-          <w:bCs/>
-          <w:lang w:val="en-IL"/>
-        </w:rPr>
-      </w:pPr>
-      <w:r>
-        <w:rPr>
-          <w:rFonts w:ascii="Segoe UI Emoji" w:hAnsi="Segoe UI Emoji" w:cs="Segoe UI Emoji"/>
-          <w:b/>
-          <w:bCs/>
-          <w:lang w:val="en-IL"/>
-        </w:rPr>
-        <w:t>✅</w:t>
-      </w:r>
-      <w:r>
-        <w:rPr>
-          <w:b/>
-          <w:bCs/>
-          <w:lang w:val="en-IL"/>
-        </w:rPr>
-        <w:t xml:space="preserve"> 4. Autocorrelation Tools</w:t>
-      </w:r>
-    </w:p>
-    <w:p>
-      <w:pPr>
-        <w:numPr>
-          <w:ilvl w:val="0"/>
-          <w:numId w:val="4"/>
-        </w:numPr>
-        <w:rPr>
-          <w:lang w:val="en-IL"/>
-        </w:rPr>
-      </w:pPr>
-      <w:r>
-        <w:rPr>
-          <w:b/>
-          <w:bCs/>
-          <w:lang w:val="en-IL"/>
-        </w:rPr>
-        <w:t>ACF (Autocorrelation Function)</w:t>
-      </w:r>
-      <w:r>
-        <w:rPr>
-          <w:lang w:val="en-IL"/>
-        </w:rPr>
-        <w:t xml:space="preserve"> and </w:t>
-      </w:r>
-      <w:r>
-        <w:rPr>
-          <w:b/>
-          <w:bCs/>
-          <w:lang w:val="en-IL"/>
-        </w:rPr>
-        <w:t>PACF (Partial ACF)</w:t>
-      </w:r>
-    </w:p>
-    <w:p>
-      <w:pPr>
-        <w:numPr>
-          <w:ilvl w:val="1"/>
-          <w:numId w:val="4"/>
-        </w:numPr>
-        <w:rPr>
-          <w:lang w:val="en-IL"/>
-        </w:rPr>
-      </w:pPr>
-      <w:r>
-        <w:rPr>
-          <w:lang w:val="en-IL"/>
-        </w:rPr>
-        <w:t>Used to decide AR/MA lags</w:t>
-      </w:r>
-    </w:p>
-    <w:p>
-      <w:pPr>
-        <w:numPr>
-          <w:ilvl w:val="1"/>
-          <w:numId w:val="4"/>
-        </w:numPr>
-        <w:rPr>
-          <w:lang w:val="en-IL"/>
-        </w:rPr>
-      </w:pPr>
-      <w:proofErr w:type="spellStart"/>
-      <w:r>
-        <w:rPr>
-          <w:lang w:val="en-IL"/>
-        </w:rPr>
-        <w:t>statsmodels.graphics.tsaplots.plot_acf</w:t>
-      </w:r>
-      <w:proofErr w:type="spellEnd"/>
-      <w:r>
-        <w:rPr>
-          <w:lang w:val="en-IL"/>
-        </w:rPr>
-        <w:t>/</w:t>
-      </w:r>
-      <w:proofErr w:type="spellStart"/>
-      <w:r>
-        <w:rPr>
-          <w:lang w:val="en-IL"/>
-        </w:rPr>
-        <w:t>pacf</w:t>
-      </w:r>
-      <w:proofErr w:type="spellEnd"/>
-    </w:p>
-    <w:p>
-      <w:pPr>
-        <w:rPr>
-          <w:lang w:val="en-IL"/>
-        </w:rPr>
-      </w:pPr>
-      <w:r>
-        <w:rPr>
-          <w:lang w:val="en-IL"/>
-        </w:rPr>
-        <w:pict w14:anchorId="65066B2A">
-          <v:rect id="_x0000_i1077" style="width:0;height:1.5pt" o:hralign="center" o:hrstd="t" o:hr="t" fillcolor="#a0a0a0" stroked="f"/>
-        </w:pict>
-      </w:r>
-    </w:p>
-    <w:p>
-      <w:pPr>
-        <w:rPr>
-          <w:b/>
-          <w:bCs/>
-          <w:lang w:val="en-IL"/>
-        </w:rPr>
-      </w:pPr>
-      <w:r>
-        <w:rPr>
-          <w:rFonts w:ascii="Segoe UI Emoji" w:hAnsi="Segoe UI Emoji" w:cs="Segoe UI Emoji"/>
-          <w:b/>
-          <w:bCs/>
-          <w:lang w:val="en-IL"/>
-        </w:rPr>
-        <w:t>✅</w:t>
-      </w:r>
-      <w:r>
-        <w:rPr>
-          <w:b/>
-          <w:bCs/>
-          <w:lang w:val="en-IL"/>
-        </w:rPr>
-        <w:t xml:space="preserve"> 5. ARIMA &amp; Friends</w:t>
-      </w:r>
-    </w:p>
-    <w:p>
-      <w:pPr>
-        <w:numPr>
-          <w:ilvl w:val="0"/>
-          <w:numId w:val="5"/>
-        </w:numPr>
-        <w:rPr>
-          <w:lang w:val="en-IL"/>
-        </w:rPr>
-      </w:pPr>
-      <w:r>
-        <w:rPr>
-          <w:lang w:val="en-IL"/>
-        </w:rPr>
-        <w:t xml:space="preserve">ARIMA, SARIMA, SARIMAX: from </w:t>
-      </w:r>
-      <w:proofErr w:type="spellStart"/>
-      <w:r>
-        <w:rPr>
-          <w:lang w:val="en-IL"/>
-        </w:rPr>
-        <w:t>statsmodels.tsa.arima.model</w:t>
-      </w:r>
-      <w:proofErr w:type="spellEnd"/>
-    </w:p>
-    <w:p>
-      <w:pPr>
-        <w:numPr>
-          <w:ilvl w:val="1"/>
-          <w:numId w:val="5"/>
-        </w:numPr>
-        <w:rPr>
-          <w:lang w:val="en-IL"/>
-        </w:rPr>
-      </w:pPr>
-      <w:r>
-        <w:rPr>
-          <w:lang w:val="en-IL"/>
-        </w:rPr>
-        <w:t>ARIMA(</w:t>
-      </w:r>
-      <w:proofErr w:type="spellStart"/>
-      <w:r>
-        <w:rPr>
-          <w:lang w:val="en-IL"/>
-        </w:rPr>
-        <w:t>p,d,q</w:t>
-      </w:r>
-      <w:proofErr w:type="spellEnd"/>
-      <w:r>
-        <w:rPr>
-          <w:lang w:val="en-IL"/>
-        </w:rPr>
-        <w:t>):</w:t>
-      </w:r>
-    </w:p>
-    <w:p>
-      <w:pPr>
-        <w:numPr>
-          <w:ilvl w:val="2"/>
-          <w:numId w:val="5"/>
-        </w:numPr>
-        <w:rPr>
-          <w:lang w:val="en-IL"/>
-        </w:rPr>
-      </w:pPr>
-      <w:r>
-        <w:rPr>
-          <w:lang w:val="en-IL"/>
-        </w:rPr>
-        <w:t>p: autoregressive terms</w:t>
-      </w:r>
-    </w:p>
-    <w:p>
-      <w:pPr>
-        <w:numPr>
-          <w:ilvl w:val="2"/>
-          <w:numId w:val="5"/>
-        </w:numPr>
-        <w:rPr>
-          <w:lang w:val="en-IL"/>
-        </w:rPr>
-      </w:pPr>
-      <w:r>
-        <w:rPr>
-          <w:lang w:val="en-IL"/>
-        </w:rPr>
-        <w:t>d: differencing</w:t>
-      </w:r>
-    </w:p>
-    <w:p>
-      <w:pPr>
-        <w:numPr>
-          <w:ilvl w:val="2"/>
-          <w:numId w:val="5"/>
-        </w:numPr>
-        <w:rPr>
-          <w:lang w:val="en-IL"/>
-        </w:rPr>
-      </w:pPr>
-      <w:r>
-        <w:rPr>
-          <w:lang w:val="en-IL"/>
-        </w:rPr>
-        <w:t>q: moving average terms</w:t>
-      </w:r>
-    </w:p>
-    <w:p>
-      <w:pPr>
-        <w:numPr>
-          <w:ilvl w:val="0"/>
-          <w:numId w:val="5"/>
-        </w:numPr>
-        <w:rPr>
-          <w:lang w:val="en-IL"/>
-        </w:rPr>
-      </w:pPr>
-      <w:r>
-        <w:rPr>
-          <w:lang w:val="en-IL"/>
-        </w:rPr>
-        <w:t>Auto-ARIMA (</w:t>
-      </w:r>
-      <w:proofErr w:type="spellStart"/>
-      <w:r>
-        <w:rPr>
-          <w:lang w:val="en-IL"/>
-        </w:rPr>
-        <w:t>pmdarima</w:t>
-      </w:r>
-      <w:proofErr w:type="spellEnd"/>
-      <w:r>
-        <w:rPr>
-          <w:lang w:val="en-IL"/>
-        </w:rPr>
-        <w:t xml:space="preserve"> library) can automatically select best parameters</w:t>
-      </w:r>
-    </w:p>
-    <w:p>
-      <w:pPr>
-        <w:rPr>
-          <w:lang w:val="en-IL"/>
-        </w:rPr>
-      </w:pPr>
-      <w:r>
-        <w:rPr>
-          <w:lang w:val="en-IL"/>
-        </w:rPr>
-        <w:pict w14:anchorId="424A2238">
-          <v:rect id="_x0000_i1078" style="width:0;height:1.5pt" o:hralign="center" o:hrstd="t" o:hr="t" fillcolor="#a0a0a0" stroked="f"/>
-        </w:pict>
-      </w:r>
-    </w:p>
-    <w:p>
-      <w:pPr>
-        <w:rPr>
-          <w:b/>
-          <w:bCs/>
-          <w:lang w:val="en-IL"/>
-        </w:rPr>
-      </w:pPr>
-      <w:r>
-        <w:rPr>
-          <w:rFonts w:ascii="Segoe UI Emoji" w:hAnsi="Segoe UI Emoji" w:cs="Segoe UI Emoji"/>
-          <w:b/>
-          <w:bCs/>
-          <w:lang w:val="en-IL"/>
-        </w:rPr>
-        <w:t>✅</w:t>
-      </w:r>
-      <w:r>
-        <w:rPr>
-          <w:b/>
-          <w:bCs/>
-          <w:lang w:val="en-IL"/>
-        </w:rPr>
-        <w:t xml:space="preserve"> 6. Exponential Smoothing</w:t>
-      </w:r>
-    </w:p>
-    <w:p>
-      <w:pPr>
-        <w:numPr>
-          <w:ilvl w:val="0"/>
-          <w:numId w:val="6"/>
-        </w:numPr>
-        <w:rPr>
-          <w:lang w:val="en-IL"/>
-        </w:rPr>
-      </w:pPr>
-      <w:r>
-        <w:rPr>
-          <w:lang w:val="en-IL"/>
-        </w:rPr>
-        <w:t>Simple Exponential Smoothing (SES)</w:t>
-      </w:r>
-    </w:p>
-    <w:p>
-      <w:pPr>
-        <w:numPr>
-          <w:ilvl w:val="0"/>
-          <w:numId w:val="6"/>
-        </w:numPr>
-        <w:rPr>
-          <w:lang w:val="en-IL"/>
-        </w:rPr>
-      </w:pPr>
-      <w:r>
-        <w:rPr>
-          <w:lang w:val="en-IL"/>
-        </w:rPr>
-        <w:t>Holt (trend)</w:t>
-      </w:r>
-    </w:p>
-    <w:p>
-      <w:pPr>
-        <w:numPr>
-          <w:ilvl w:val="0"/>
-          <w:numId w:val="6"/>
-        </w:numPr>
-        <w:rPr>
-          <w:lang w:val="en-IL"/>
-        </w:rPr>
-      </w:pPr>
-      <w:r>
-        <w:rPr>
-          <w:lang w:val="en-IL"/>
-        </w:rPr>
-        <w:t>Holt-Winters (trend + seasonality)</w:t>
-      </w:r>
-    </w:p>
-    <w:p>
-      <w:pPr>
-        <w:numPr>
-          <w:ilvl w:val="1"/>
-          <w:numId w:val="6"/>
-        </w:numPr>
-        <w:rPr>
-          <w:lang w:val="en-IL"/>
-        </w:rPr>
-      </w:pPr>
-      <w:r>
-        <w:rPr>
-          <w:lang w:val="en-IL"/>
-        </w:rPr>
-        <w:t xml:space="preserve">Available in </w:t>
-      </w:r>
-      <w:proofErr w:type="spellStart"/>
-      <w:r>
-        <w:rPr>
-          <w:lang w:val="en-IL"/>
-        </w:rPr>
-        <w:t>statsmodels.tsa.holtwinters</w:t>
-      </w:r>
-      <w:proofErr w:type="spellEnd"/>
-    </w:p>
-    <w:p>
-      <w:pPr>
-        <w:rPr>
-          <w:lang w:val="en-IL"/>
-        </w:rPr>
-      </w:pPr>
-      <w:r>
-        <w:rPr>
-          <w:lang w:val="en-IL"/>
-        </w:rPr>
-        <w:pict w14:anchorId="310F90C4">
-          <v:rect id="_x0000_i1079" style="width:0;height:1.5pt" o:hralign="center" o:hrstd="t" o:hr="t" fillcolor="#a0a0a0" stroked="f"/>
-        </w:pict>
-      </w:r>
-    </w:p>
-    <w:p>
-      <w:pPr>
-        <w:rPr>
-          <w:b/>
-          <w:bCs/>
-          <w:lang w:val="en-IL"/>
-        </w:rPr>
-      </w:pPr>
-      <w:r>
-        <w:rPr>
-          <w:rFonts w:ascii="Segoe UI Emoji" w:hAnsi="Segoe UI Emoji" w:cs="Segoe UI Emoji"/>
-          <w:b/>
-          <w:bCs/>
-          <w:lang w:val="en-IL"/>
-        </w:rPr>
-        <w:t>✅</w:t>
-      </w:r>
-      <w:r>
-        <w:rPr>
-          <w:b/>
-          <w:bCs/>
-          <w:lang w:val="en-IL"/>
-        </w:rPr>
-        <w:t xml:space="preserve"> 7. Forecast Evaluation</w:t>
-      </w:r>
-    </w:p>
-    <w:p>
-      <w:pPr>
-        <w:numPr>
-          <w:ilvl w:val="0"/>
-          <w:numId w:val="7"/>
-        </w:numPr>
-        <w:rPr>
-          <w:lang w:val="en-IL"/>
-        </w:rPr>
-      </w:pPr>
-      <w:r>
-        <w:rPr>
-          <w:lang w:val="en-IL"/>
-        </w:rPr>
-        <w:t>Metrics like MAE, RMSE, MAPE</w:t>
-      </w:r>
-    </w:p>
-    <w:p>
-      <w:pPr>
-        <w:numPr>
-          <w:ilvl w:val="0"/>
-          <w:numId w:val="7"/>
-        </w:numPr>
-        <w:rPr>
-          <w:lang w:val="en-IL"/>
-        </w:rPr>
-      </w:pPr>
-      <w:r>
-        <w:rPr>
-          <w:lang w:val="en-IL"/>
-        </w:rPr>
-        <w:t xml:space="preserve">Use </w:t>
-      </w:r>
-      <w:proofErr w:type="spellStart"/>
-      <w:r>
-        <w:rPr>
-          <w:lang w:val="en-IL"/>
-        </w:rPr>
-        <w:t>sklearn.metrics</w:t>
-      </w:r>
-      <w:proofErr w:type="spellEnd"/>
-      <w:r>
-        <w:rPr>
-          <w:lang w:val="en-IL"/>
-        </w:rPr>
-        <w:t xml:space="preserve"> or compute manually</w:t>
-      </w:r>
-    </w:p>
-    <w:p>
-      <w:pPr>
-        <w:rPr>
-          <w:lang w:val="en-IL"/>
-        </w:rPr>
-      </w:pPr>
-      <w:r>
-        <w:rPr>
-          <w:lang w:val="en-IL"/>
-        </w:rPr>
-        <w:pict w14:anchorId="3D31818D">
-          <v:rect id="_x0000_i1080" style="width:0;height:1.5pt" o:hralign="center" o:hrstd="t" o:hr="t" fillcolor="#a0a0a0" stroked="f"/>
-        </w:pict>
-      </w:r>
-    </w:p>
-    <w:p>
-      <w:pPr>
-        <w:rPr>
-          <w:lang w:val="en-IL"/>
-        </w:rPr>
-      </w:pPr>
-      <w:r>
-        <w:rPr>
-          <w:lang w:val="en-IL"/>
-        </w:rPr>
-        <w:t>Would you like a quick demo of ARIMA or decomposition in Python?</w:t>
       </w:r>
     </w:p>
     <w:p>
@@ -1244,6 +1785,304 @@
     </w:lvl>
   </w:abstractNum>
   <w:abstractNum w:abstractNumId="2" w15:restartNumberingAfterBreak="0">
+    <w:nsid w:val="0C3753F0"/>
+    <w:multiLevelType w:val="multilevel"/>
+    <w:tmpl w:val="E5322EB2"/>
+    <w:lvl w:ilvl="0">
+      <w:start w:val="1"/>
+      <w:numFmt w:val="bullet"/>
+      <w:lvlText w:val=""/>
+      <w:lvlJc w:val="left"/>
+      <w:pPr>
+        <w:tabs>
+          <w:tab w:val="num" w:pos="720"/>
+        </w:tabs>
+        <w:ind w:left="720" w:hanging="360"/>
+      </w:pPr>
+      <w:rPr>
+        <w:rFonts w:ascii="Symbol" w:hAnsi="Symbol" w:hint="default"/>
+        <w:sz w:val="20"/>
+      </w:rPr>
+    </w:lvl>
+    <w:lvl w:ilvl="1" w:tentative="1">
+      <w:start w:val="1"/>
+      <w:numFmt w:val="bullet"/>
+      <w:lvlText w:val="o"/>
+      <w:lvlJc w:val="left"/>
+      <w:pPr>
+        <w:tabs>
+          <w:tab w:val="num" w:pos="1440"/>
+        </w:tabs>
+        <w:ind w:left="1440" w:hanging="360"/>
+      </w:pPr>
+      <w:rPr>
+        <w:rFonts w:ascii="Courier New" w:hAnsi="Courier New" w:hint="default"/>
+        <w:sz w:val="20"/>
+      </w:rPr>
+    </w:lvl>
+    <w:lvl w:ilvl="2" w:tentative="1">
+      <w:start w:val="1"/>
+      <w:numFmt w:val="bullet"/>
+      <w:lvlText w:val=""/>
+      <w:lvlJc w:val="left"/>
+      <w:pPr>
+        <w:tabs>
+          <w:tab w:val="num" w:pos="2160"/>
+        </w:tabs>
+        <w:ind w:left="2160" w:hanging="360"/>
+      </w:pPr>
+      <w:rPr>
+        <w:rFonts w:ascii="Wingdings" w:hAnsi="Wingdings" w:hint="default"/>
+        <w:sz w:val="20"/>
+      </w:rPr>
+    </w:lvl>
+    <w:lvl w:ilvl="3" w:tentative="1">
+      <w:start w:val="1"/>
+      <w:numFmt w:val="bullet"/>
+      <w:lvlText w:val=""/>
+      <w:lvlJc w:val="left"/>
+      <w:pPr>
+        <w:tabs>
+          <w:tab w:val="num" w:pos="2880"/>
+        </w:tabs>
+        <w:ind w:left="2880" w:hanging="360"/>
+      </w:pPr>
+      <w:rPr>
+        <w:rFonts w:ascii="Wingdings" w:hAnsi="Wingdings" w:hint="default"/>
+        <w:sz w:val="20"/>
+      </w:rPr>
+    </w:lvl>
+    <w:lvl w:ilvl="4" w:tentative="1">
+      <w:start w:val="1"/>
+      <w:numFmt w:val="bullet"/>
+      <w:lvlText w:val=""/>
+      <w:lvlJc w:val="left"/>
+      <w:pPr>
+        <w:tabs>
+          <w:tab w:val="num" w:pos="3600"/>
+        </w:tabs>
+        <w:ind w:left="3600" w:hanging="360"/>
+      </w:pPr>
+      <w:rPr>
+        <w:rFonts w:ascii="Wingdings" w:hAnsi="Wingdings" w:hint="default"/>
+        <w:sz w:val="20"/>
+      </w:rPr>
+    </w:lvl>
+    <w:lvl w:ilvl="5" w:tentative="1">
+      <w:start w:val="1"/>
+      <w:numFmt w:val="bullet"/>
+      <w:lvlText w:val=""/>
+      <w:lvlJc w:val="left"/>
+      <w:pPr>
+        <w:tabs>
+          <w:tab w:val="num" w:pos="4320"/>
+        </w:tabs>
+        <w:ind w:left="4320" w:hanging="360"/>
+      </w:pPr>
+      <w:rPr>
+        <w:rFonts w:ascii="Wingdings" w:hAnsi="Wingdings" w:hint="default"/>
+        <w:sz w:val="20"/>
+      </w:rPr>
+    </w:lvl>
+    <w:lvl w:ilvl="6" w:tentative="1">
+      <w:start w:val="1"/>
+      <w:numFmt w:val="bullet"/>
+      <w:lvlText w:val=""/>
+      <w:lvlJc w:val="left"/>
+      <w:pPr>
+        <w:tabs>
+          <w:tab w:val="num" w:pos="5040"/>
+        </w:tabs>
+        <w:ind w:left="5040" w:hanging="360"/>
+      </w:pPr>
+      <w:rPr>
+        <w:rFonts w:ascii="Wingdings" w:hAnsi="Wingdings" w:hint="default"/>
+        <w:sz w:val="20"/>
+      </w:rPr>
+    </w:lvl>
+    <w:lvl w:ilvl="7" w:tentative="1">
+      <w:start w:val="1"/>
+      <w:numFmt w:val="bullet"/>
+      <w:lvlText w:val=""/>
+      <w:lvlJc w:val="left"/>
+      <w:pPr>
+        <w:tabs>
+          <w:tab w:val="num" w:pos="5760"/>
+        </w:tabs>
+        <w:ind w:left="5760" w:hanging="360"/>
+      </w:pPr>
+      <w:rPr>
+        <w:rFonts w:ascii="Wingdings" w:hAnsi="Wingdings" w:hint="default"/>
+        <w:sz w:val="20"/>
+      </w:rPr>
+    </w:lvl>
+    <w:lvl w:ilvl="8" w:tentative="1">
+      <w:start w:val="1"/>
+      <w:numFmt w:val="bullet"/>
+      <w:lvlText w:val=""/>
+      <w:lvlJc w:val="left"/>
+      <w:pPr>
+        <w:tabs>
+          <w:tab w:val="num" w:pos="6480"/>
+        </w:tabs>
+        <w:ind w:left="6480" w:hanging="360"/>
+      </w:pPr>
+      <w:rPr>
+        <w:rFonts w:ascii="Wingdings" w:hAnsi="Wingdings" w:hint="default"/>
+        <w:sz w:val="20"/>
+      </w:rPr>
+    </w:lvl>
+  </w:abstractNum>
+  <w:abstractNum w:abstractNumId="3" w15:restartNumberingAfterBreak="0">
+    <w:nsid w:val="1BAA6F7D"/>
+    <w:multiLevelType w:val="multilevel"/>
+    <w:tmpl w:val="C4E0443C"/>
+    <w:lvl w:ilvl="0">
+      <w:start w:val="1"/>
+      <w:numFmt w:val="bullet"/>
+      <w:lvlText w:val=""/>
+      <w:lvlJc w:val="left"/>
+      <w:pPr>
+        <w:tabs>
+          <w:tab w:val="num" w:pos="720"/>
+        </w:tabs>
+        <w:ind w:left="720" w:hanging="360"/>
+      </w:pPr>
+      <w:rPr>
+        <w:rFonts w:ascii="Symbol" w:hAnsi="Symbol" w:hint="default"/>
+        <w:sz w:val="20"/>
+      </w:rPr>
+    </w:lvl>
+    <w:lvl w:ilvl="1" w:tentative="1">
+      <w:start w:val="1"/>
+      <w:numFmt w:val="bullet"/>
+      <w:lvlText w:val="o"/>
+      <w:lvlJc w:val="left"/>
+      <w:pPr>
+        <w:tabs>
+          <w:tab w:val="num" w:pos="1440"/>
+        </w:tabs>
+        <w:ind w:left="1440" w:hanging="360"/>
+      </w:pPr>
+      <w:rPr>
+        <w:rFonts w:ascii="Courier New" w:hAnsi="Courier New" w:hint="default"/>
+        <w:sz w:val="20"/>
+      </w:rPr>
+    </w:lvl>
+    <w:lvl w:ilvl="2" w:tentative="1">
+      <w:start w:val="1"/>
+      <w:numFmt w:val="bullet"/>
+      <w:lvlText w:val=""/>
+      <w:lvlJc w:val="left"/>
+      <w:pPr>
+        <w:tabs>
+          <w:tab w:val="num" w:pos="2160"/>
+        </w:tabs>
+        <w:ind w:left="2160" w:hanging="360"/>
+      </w:pPr>
+      <w:rPr>
+        <w:rFonts w:ascii="Wingdings" w:hAnsi="Wingdings" w:hint="default"/>
+        <w:sz w:val="20"/>
+      </w:rPr>
+    </w:lvl>
+    <w:lvl w:ilvl="3" w:tentative="1">
+      <w:start w:val="1"/>
+      <w:numFmt w:val="bullet"/>
+      <w:lvlText w:val=""/>
+      <w:lvlJc w:val="left"/>
+      <w:pPr>
+        <w:tabs>
+          <w:tab w:val="num" w:pos="2880"/>
+        </w:tabs>
+        <w:ind w:left="2880" w:hanging="360"/>
+      </w:pPr>
+      <w:rPr>
+        <w:rFonts w:ascii="Wingdings" w:hAnsi="Wingdings" w:hint="default"/>
+        <w:sz w:val="20"/>
+      </w:rPr>
+    </w:lvl>
+    <w:lvl w:ilvl="4" w:tentative="1">
+      <w:start w:val="1"/>
+      <w:numFmt w:val="bullet"/>
+      <w:lvlText w:val=""/>
+      <w:lvlJc w:val="left"/>
+      <w:pPr>
+        <w:tabs>
+          <w:tab w:val="num" w:pos="3600"/>
+        </w:tabs>
+        <w:ind w:left="3600" w:hanging="360"/>
+      </w:pPr>
+      <w:rPr>
+        <w:rFonts w:ascii="Wingdings" w:hAnsi="Wingdings" w:hint="default"/>
+        <w:sz w:val="20"/>
+      </w:rPr>
+    </w:lvl>
+    <w:lvl w:ilvl="5" w:tentative="1">
+      <w:start w:val="1"/>
+      <w:numFmt w:val="bullet"/>
+      <w:lvlText w:val=""/>
+      <w:lvlJc w:val="left"/>
+      <w:pPr>
+        <w:tabs>
+          <w:tab w:val="num" w:pos="4320"/>
+        </w:tabs>
+        <w:ind w:left="4320" w:hanging="360"/>
+      </w:pPr>
+      <w:rPr>
+        <w:rFonts w:ascii="Wingdings" w:hAnsi="Wingdings" w:hint="default"/>
+        <w:sz w:val="20"/>
+      </w:rPr>
+    </w:lvl>
+    <w:lvl w:ilvl="6" w:tentative="1">
+      <w:start w:val="1"/>
+      <w:numFmt w:val="bullet"/>
+      <w:lvlText w:val=""/>
+      <w:lvlJc w:val="left"/>
+      <w:pPr>
+        <w:tabs>
+          <w:tab w:val="num" w:pos="5040"/>
+        </w:tabs>
+        <w:ind w:left="5040" w:hanging="360"/>
+      </w:pPr>
+      <w:rPr>
+        <w:rFonts w:ascii="Wingdings" w:hAnsi="Wingdings" w:hint="default"/>
+        <w:sz w:val="20"/>
+      </w:rPr>
+    </w:lvl>
+    <w:lvl w:ilvl="7" w:tentative="1">
+      <w:start w:val="1"/>
+      <w:numFmt w:val="bullet"/>
+      <w:lvlText w:val=""/>
+      <w:lvlJc w:val="left"/>
+      <w:pPr>
+        <w:tabs>
+          <w:tab w:val="num" w:pos="5760"/>
+        </w:tabs>
+        <w:ind w:left="5760" w:hanging="360"/>
+      </w:pPr>
+      <w:rPr>
+        <w:rFonts w:ascii="Wingdings" w:hAnsi="Wingdings" w:hint="default"/>
+        <w:sz w:val="20"/>
+      </w:rPr>
+    </w:lvl>
+    <w:lvl w:ilvl="8" w:tentative="1">
+      <w:start w:val="1"/>
+      <w:numFmt w:val="bullet"/>
+      <w:lvlText w:val=""/>
+      <w:lvlJc w:val="left"/>
+      <w:pPr>
+        <w:tabs>
+          <w:tab w:val="num" w:pos="6480"/>
+        </w:tabs>
+        <w:ind w:left="6480" w:hanging="360"/>
+      </w:pPr>
+      <w:rPr>
+        <w:rFonts w:ascii="Wingdings" w:hAnsi="Wingdings" w:hint="default"/>
+        <w:sz w:val="20"/>
+      </w:rPr>
+    </w:lvl>
+  </w:abstractNum>
+  <w:abstractNum w:abstractNumId="4" w15:restartNumberingAfterBreak="0">
     <w:nsid w:val="1D61389E"/>
     <w:multiLevelType w:val="multilevel"/>
     <w:tmpl w:val="727EBA50"/>
@@ -1392,7 +2231,7 @@
       </w:rPr>
     </w:lvl>
   </w:abstractNum>
-  <w:abstractNum w:abstractNumId="3" w15:restartNumberingAfterBreak="0">
+  <w:abstractNum w:abstractNumId="5" w15:restartNumberingAfterBreak="0">
     <w:nsid w:val="28F0459F"/>
     <w:multiLevelType w:val="multilevel"/>
     <w:tmpl w:val="3E768B36"/>
@@ -1541,7 +2380,305 @@
       </w:rPr>
     </w:lvl>
   </w:abstractNum>
-  <w:abstractNum w:abstractNumId="4" w15:restartNumberingAfterBreak="0">
+  <w:abstractNum w:abstractNumId="6" w15:restartNumberingAfterBreak="0">
+    <w:nsid w:val="345B3B0A"/>
+    <w:multiLevelType w:val="multilevel"/>
+    <w:tmpl w:val="7D4C36B4"/>
+    <w:lvl w:ilvl="0">
+      <w:start w:val="1"/>
+      <w:numFmt w:val="bullet"/>
+      <w:lvlText w:val=""/>
+      <w:lvlJc w:val="left"/>
+      <w:pPr>
+        <w:tabs>
+          <w:tab w:val="num" w:pos="720"/>
+        </w:tabs>
+        <w:ind w:left="720" w:hanging="360"/>
+      </w:pPr>
+      <w:rPr>
+        <w:rFonts w:ascii="Symbol" w:hAnsi="Symbol" w:hint="default"/>
+        <w:sz w:val="20"/>
+      </w:rPr>
+    </w:lvl>
+    <w:lvl w:ilvl="1" w:tentative="1">
+      <w:start w:val="1"/>
+      <w:numFmt w:val="bullet"/>
+      <w:lvlText w:val="o"/>
+      <w:lvlJc w:val="left"/>
+      <w:pPr>
+        <w:tabs>
+          <w:tab w:val="num" w:pos="1440"/>
+        </w:tabs>
+        <w:ind w:left="1440" w:hanging="360"/>
+      </w:pPr>
+      <w:rPr>
+        <w:rFonts w:ascii="Courier New" w:hAnsi="Courier New" w:hint="default"/>
+        <w:sz w:val="20"/>
+      </w:rPr>
+    </w:lvl>
+    <w:lvl w:ilvl="2" w:tentative="1">
+      <w:start w:val="1"/>
+      <w:numFmt w:val="bullet"/>
+      <w:lvlText w:val=""/>
+      <w:lvlJc w:val="left"/>
+      <w:pPr>
+        <w:tabs>
+          <w:tab w:val="num" w:pos="2160"/>
+        </w:tabs>
+        <w:ind w:left="2160" w:hanging="360"/>
+      </w:pPr>
+      <w:rPr>
+        <w:rFonts w:ascii="Wingdings" w:hAnsi="Wingdings" w:hint="default"/>
+        <w:sz w:val="20"/>
+      </w:rPr>
+    </w:lvl>
+    <w:lvl w:ilvl="3" w:tentative="1">
+      <w:start w:val="1"/>
+      <w:numFmt w:val="bullet"/>
+      <w:lvlText w:val=""/>
+      <w:lvlJc w:val="left"/>
+      <w:pPr>
+        <w:tabs>
+          <w:tab w:val="num" w:pos="2880"/>
+        </w:tabs>
+        <w:ind w:left="2880" w:hanging="360"/>
+      </w:pPr>
+      <w:rPr>
+        <w:rFonts w:ascii="Wingdings" w:hAnsi="Wingdings" w:hint="default"/>
+        <w:sz w:val="20"/>
+      </w:rPr>
+    </w:lvl>
+    <w:lvl w:ilvl="4" w:tentative="1">
+      <w:start w:val="1"/>
+      <w:numFmt w:val="bullet"/>
+      <w:lvlText w:val=""/>
+      <w:lvlJc w:val="left"/>
+      <w:pPr>
+        <w:tabs>
+          <w:tab w:val="num" w:pos="3600"/>
+        </w:tabs>
+        <w:ind w:left="3600" w:hanging="360"/>
+      </w:pPr>
+      <w:rPr>
+        <w:rFonts w:ascii="Wingdings" w:hAnsi="Wingdings" w:hint="default"/>
+        <w:sz w:val="20"/>
+      </w:rPr>
+    </w:lvl>
+    <w:lvl w:ilvl="5" w:tentative="1">
+      <w:start w:val="1"/>
+      <w:numFmt w:val="bullet"/>
+      <w:lvlText w:val=""/>
+      <w:lvlJc w:val="left"/>
+      <w:pPr>
+        <w:tabs>
+          <w:tab w:val="num" w:pos="4320"/>
+        </w:tabs>
+        <w:ind w:left="4320" w:hanging="360"/>
+      </w:pPr>
+      <w:rPr>
+        <w:rFonts w:ascii="Wingdings" w:hAnsi="Wingdings" w:hint="default"/>
+        <w:sz w:val="20"/>
+      </w:rPr>
+    </w:lvl>
+    <w:lvl w:ilvl="6" w:tentative="1">
+      <w:start w:val="1"/>
+      <w:numFmt w:val="bullet"/>
+      <w:lvlText w:val=""/>
+      <w:lvlJc w:val="left"/>
+      <w:pPr>
+        <w:tabs>
+          <w:tab w:val="num" w:pos="5040"/>
+        </w:tabs>
+        <w:ind w:left="5040" w:hanging="360"/>
+      </w:pPr>
+      <w:rPr>
+        <w:rFonts w:ascii="Wingdings" w:hAnsi="Wingdings" w:hint="default"/>
+        <w:sz w:val="20"/>
+      </w:rPr>
+    </w:lvl>
+    <w:lvl w:ilvl="7" w:tentative="1">
+      <w:start w:val="1"/>
+      <w:numFmt w:val="bullet"/>
+      <w:lvlText w:val=""/>
+      <w:lvlJc w:val="left"/>
+      <w:pPr>
+        <w:tabs>
+          <w:tab w:val="num" w:pos="5760"/>
+        </w:tabs>
+        <w:ind w:left="5760" w:hanging="360"/>
+      </w:pPr>
+      <w:rPr>
+        <w:rFonts w:ascii="Wingdings" w:hAnsi="Wingdings" w:hint="default"/>
+        <w:sz w:val="20"/>
+      </w:rPr>
+    </w:lvl>
+    <w:lvl w:ilvl="8" w:tentative="1">
+      <w:start w:val="1"/>
+      <w:numFmt w:val="bullet"/>
+      <w:lvlText w:val=""/>
+      <w:lvlJc w:val="left"/>
+      <w:pPr>
+        <w:tabs>
+          <w:tab w:val="num" w:pos="6480"/>
+        </w:tabs>
+        <w:ind w:left="6480" w:hanging="360"/>
+      </w:pPr>
+      <w:rPr>
+        <w:rFonts w:ascii="Wingdings" w:hAnsi="Wingdings" w:hint="default"/>
+        <w:sz w:val="20"/>
+      </w:rPr>
+    </w:lvl>
+  </w:abstractNum>
+  <w:abstractNum w:abstractNumId="7" w15:restartNumberingAfterBreak="0">
+    <w:nsid w:val="362A2A25"/>
+    <w:multiLevelType w:val="multilevel"/>
+    <w:tmpl w:val="276847AC"/>
+    <w:lvl w:ilvl="0">
+      <w:start w:val="1"/>
+      <w:numFmt w:val="bullet"/>
+      <w:lvlText w:val=""/>
+      <w:lvlJc w:val="left"/>
+      <w:pPr>
+        <w:tabs>
+          <w:tab w:val="num" w:pos="720"/>
+        </w:tabs>
+        <w:ind w:left="720" w:hanging="360"/>
+      </w:pPr>
+      <w:rPr>
+        <w:rFonts w:ascii="Symbol" w:hAnsi="Symbol" w:hint="default"/>
+        <w:sz w:val="20"/>
+      </w:rPr>
+    </w:lvl>
+    <w:lvl w:ilvl="1" w:tentative="1">
+      <w:start w:val="1"/>
+      <w:numFmt w:val="bullet"/>
+      <w:lvlText w:val="o"/>
+      <w:lvlJc w:val="left"/>
+      <w:pPr>
+        <w:tabs>
+          <w:tab w:val="num" w:pos="1440"/>
+        </w:tabs>
+        <w:ind w:left="1440" w:hanging="360"/>
+      </w:pPr>
+      <w:rPr>
+        <w:rFonts w:ascii="Courier New" w:hAnsi="Courier New" w:hint="default"/>
+        <w:sz w:val="20"/>
+      </w:rPr>
+    </w:lvl>
+    <w:lvl w:ilvl="2" w:tentative="1">
+      <w:start w:val="1"/>
+      <w:numFmt w:val="bullet"/>
+      <w:lvlText w:val=""/>
+      <w:lvlJc w:val="left"/>
+      <w:pPr>
+        <w:tabs>
+          <w:tab w:val="num" w:pos="2160"/>
+        </w:tabs>
+        <w:ind w:left="2160" w:hanging="360"/>
+      </w:pPr>
+      <w:rPr>
+        <w:rFonts w:ascii="Wingdings" w:hAnsi="Wingdings" w:hint="default"/>
+        <w:sz w:val="20"/>
+      </w:rPr>
+    </w:lvl>
+    <w:lvl w:ilvl="3" w:tentative="1">
+      <w:start w:val="1"/>
+      <w:numFmt w:val="bullet"/>
+      <w:lvlText w:val=""/>
+      <w:lvlJc w:val="left"/>
+      <w:pPr>
+        <w:tabs>
+          <w:tab w:val="num" w:pos="2880"/>
+        </w:tabs>
+        <w:ind w:left="2880" w:hanging="360"/>
+      </w:pPr>
+      <w:rPr>
+        <w:rFonts w:ascii="Wingdings" w:hAnsi="Wingdings" w:hint="default"/>
+        <w:sz w:val="20"/>
+      </w:rPr>
+    </w:lvl>
+    <w:lvl w:ilvl="4" w:tentative="1">
+      <w:start w:val="1"/>
+      <w:numFmt w:val="bullet"/>
+      <w:lvlText w:val=""/>
+      <w:lvlJc w:val="left"/>
+      <w:pPr>
+        <w:tabs>
+          <w:tab w:val="num" w:pos="3600"/>
+        </w:tabs>
+        <w:ind w:left="3600" w:hanging="360"/>
+      </w:pPr>
+      <w:rPr>
+        <w:rFonts w:ascii="Wingdings" w:hAnsi="Wingdings" w:hint="default"/>
+        <w:sz w:val="20"/>
+      </w:rPr>
+    </w:lvl>
+    <w:lvl w:ilvl="5" w:tentative="1">
+      <w:start w:val="1"/>
+      <w:numFmt w:val="bullet"/>
+      <w:lvlText w:val=""/>
+      <w:lvlJc w:val="left"/>
+      <w:pPr>
+        <w:tabs>
+          <w:tab w:val="num" w:pos="4320"/>
+        </w:tabs>
+        <w:ind w:left="4320" w:hanging="360"/>
+      </w:pPr>
+      <w:rPr>
+        <w:rFonts w:ascii="Wingdings" w:hAnsi="Wingdings" w:hint="default"/>
+        <w:sz w:val="20"/>
+      </w:rPr>
+    </w:lvl>
+    <w:lvl w:ilvl="6" w:tentative="1">
+      <w:start w:val="1"/>
+      <w:numFmt w:val="bullet"/>
+      <w:lvlText w:val=""/>
+      <w:lvlJc w:val="left"/>
+      <w:pPr>
+        <w:tabs>
+          <w:tab w:val="num" w:pos="5040"/>
+        </w:tabs>
+        <w:ind w:left="5040" w:hanging="360"/>
+      </w:pPr>
+      <w:rPr>
+        <w:rFonts w:ascii="Wingdings" w:hAnsi="Wingdings" w:hint="default"/>
+        <w:sz w:val="20"/>
+      </w:rPr>
+    </w:lvl>
+    <w:lvl w:ilvl="7" w:tentative="1">
+      <w:start w:val="1"/>
+      <w:numFmt w:val="bullet"/>
+      <w:lvlText w:val=""/>
+      <w:lvlJc w:val="left"/>
+      <w:pPr>
+        <w:tabs>
+          <w:tab w:val="num" w:pos="5760"/>
+        </w:tabs>
+        <w:ind w:left="5760" w:hanging="360"/>
+      </w:pPr>
+      <w:rPr>
+        <w:rFonts w:ascii="Wingdings" w:hAnsi="Wingdings" w:hint="default"/>
+        <w:sz w:val="20"/>
+      </w:rPr>
+    </w:lvl>
+    <w:lvl w:ilvl="8" w:tentative="1">
+      <w:start w:val="1"/>
+      <w:numFmt w:val="bullet"/>
+      <w:lvlText w:val=""/>
+      <w:lvlJc w:val="left"/>
+      <w:pPr>
+        <w:tabs>
+          <w:tab w:val="num" w:pos="6480"/>
+        </w:tabs>
+        <w:ind w:left="6480" w:hanging="360"/>
+      </w:pPr>
+      <w:rPr>
+        <w:rFonts w:ascii="Wingdings" w:hAnsi="Wingdings" w:hint="default"/>
+        <w:sz w:val="20"/>
+      </w:rPr>
+    </w:lvl>
+  </w:abstractNum>
+  <w:abstractNum w:abstractNumId="8" w15:restartNumberingAfterBreak="0">
     <w:nsid w:val="3B0872EB"/>
     <w:multiLevelType w:val="multilevel"/>
     <w:tmpl w:val="FF786924"/>
@@ -1690,7 +2827,7 @@
       </w:rPr>
     </w:lvl>
   </w:abstractNum>
-  <w:abstractNum w:abstractNumId="5" w15:restartNumberingAfterBreak="0">
+  <w:abstractNum w:abstractNumId="9" w15:restartNumberingAfterBreak="0">
     <w:nsid w:val="3F9E4BF6"/>
     <w:multiLevelType w:val="multilevel"/>
     <w:tmpl w:val="C13824CE"/>
@@ -1839,7 +2976,305 @@
       </w:rPr>
     </w:lvl>
   </w:abstractNum>
-  <w:abstractNum w:abstractNumId="6" w15:restartNumberingAfterBreak="0">
+  <w:abstractNum w:abstractNumId="10" w15:restartNumberingAfterBreak="0">
+    <w:nsid w:val="61036D8C"/>
+    <w:multiLevelType w:val="multilevel"/>
+    <w:tmpl w:val="D0BE926C"/>
+    <w:lvl w:ilvl="0">
+      <w:start w:val="1"/>
+      <w:numFmt w:val="bullet"/>
+      <w:lvlText w:val=""/>
+      <w:lvlJc w:val="left"/>
+      <w:pPr>
+        <w:tabs>
+          <w:tab w:val="num" w:pos="720"/>
+        </w:tabs>
+        <w:ind w:left="720" w:hanging="360"/>
+      </w:pPr>
+      <w:rPr>
+        <w:rFonts w:ascii="Symbol" w:hAnsi="Symbol" w:hint="default"/>
+        <w:sz w:val="20"/>
+      </w:rPr>
+    </w:lvl>
+    <w:lvl w:ilvl="1" w:tentative="1">
+      <w:start w:val="1"/>
+      <w:numFmt w:val="bullet"/>
+      <w:lvlText w:val="o"/>
+      <w:lvlJc w:val="left"/>
+      <w:pPr>
+        <w:tabs>
+          <w:tab w:val="num" w:pos="1440"/>
+        </w:tabs>
+        <w:ind w:left="1440" w:hanging="360"/>
+      </w:pPr>
+      <w:rPr>
+        <w:rFonts w:ascii="Courier New" w:hAnsi="Courier New" w:hint="default"/>
+        <w:sz w:val="20"/>
+      </w:rPr>
+    </w:lvl>
+    <w:lvl w:ilvl="2" w:tentative="1">
+      <w:start w:val="1"/>
+      <w:numFmt w:val="bullet"/>
+      <w:lvlText w:val=""/>
+      <w:lvlJc w:val="left"/>
+      <w:pPr>
+        <w:tabs>
+          <w:tab w:val="num" w:pos="2160"/>
+        </w:tabs>
+        <w:ind w:left="2160" w:hanging="360"/>
+      </w:pPr>
+      <w:rPr>
+        <w:rFonts w:ascii="Wingdings" w:hAnsi="Wingdings" w:hint="default"/>
+        <w:sz w:val="20"/>
+      </w:rPr>
+    </w:lvl>
+    <w:lvl w:ilvl="3" w:tentative="1">
+      <w:start w:val="1"/>
+      <w:numFmt w:val="bullet"/>
+      <w:lvlText w:val=""/>
+      <w:lvlJc w:val="left"/>
+      <w:pPr>
+        <w:tabs>
+          <w:tab w:val="num" w:pos="2880"/>
+        </w:tabs>
+        <w:ind w:left="2880" w:hanging="360"/>
+      </w:pPr>
+      <w:rPr>
+        <w:rFonts w:ascii="Wingdings" w:hAnsi="Wingdings" w:hint="default"/>
+        <w:sz w:val="20"/>
+      </w:rPr>
+    </w:lvl>
+    <w:lvl w:ilvl="4" w:tentative="1">
+      <w:start w:val="1"/>
+      <w:numFmt w:val="bullet"/>
+      <w:lvlText w:val=""/>
+      <w:lvlJc w:val="left"/>
+      <w:pPr>
+        <w:tabs>
+          <w:tab w:val="num" w:pos="3600"/>
+        </w:tabs>
+        <w:ind w:left="3600" w:hanging="360"/>
+      </w:pPr>
+      <w:rPr>
+        <w:rFonts w:ascii="Wingdings" w:hAnsi="Wingdings" w:hint="default"/>
+        <w:sz w:val="20"/>
+      </w:rPr>
+    </w:lvl>
+    <w:lvl w:ilvl="5" w:tentative="1">
+      <w:start w:val="1"/>
+      <w:numFmt w:val="bullet"/>
+      <w:lvlText w:val=""/>
+      <w:lvlJc w:val="left"/>
+      <w:pPr>
+        <w:tabs>
+          <w:tab w:val="num" w:pos="4320"/>
+        </w:tabs>
+        <w:ind w:left="4320" w:hanging="360"/>
+      </w:pPr>
+      <w:rPr>
+        <w:rFonts w:ascii="Wingdings" w:hAnsi="Wingdings" w:hint="default"/>
+        <w:sz w:val="20"/>
+      </w:rPr>
+    </w:lvl>
+    <w:lvl w:ilvl="6" w:tentative="1">
+      <w:start w:val="1"/>
+      <w:numFmt w:val="bullet"/>
+      <w:lvlText w:val=""/>
+      <w:lvlJc w:val="left"/>
+      <w:pPr>
+        <w:tabs>
+          <w:tab w:val="num" w:pos="5040"/>
+        </w:tabs>
+        <w:ind w:left="5040" w:hanging="360"/>
+      </w:pPr>
+      <w:rPr>
+        <w:rFonts w:ascii="Wingdings" w:hAnsi="Wingdings" w:hint="default"/>
+        <w:sz w:val="20"/>
+      </w:rPr>
+    </w:lvl>
+    <w:lvl w:ilvl="7" w:tentative="1">
+      <w:start w:val="1"/>
+      <w:numFmt w:val="bullet"/>
+      <w:lvlText w:val=""/>
+      <w:lvlJc w:val="left"/>
+      <w:pPr>
+        <w:tabs>
+          <w:tab w:val="num" w:pos="5760"/>
+        </w:tabs>
+        <w:ind w:left="5760" w:hanging="360"/>
+      </w:pPr>
+      <w:rPr>
+        <w:rFonts w:ascii="Wingdings" w:hAnsi="Wingdings" w:hint="default"/>
+        <w:sz w:val="20"/>
+      </w:rPr>
+    </w:lvl>
+    <w:lvl w:ilvl="8" w:tentative="1">
+      <w:start w:val="1"/>
+      <w:numFmt w:val="bullet"/>
+      <w:lvlText w:val=""/>
+      <w:lvlJc w:val="left"/>
+      <w:pPr>
+        <w:tabs>
+          <w:tab w:val="num" w:pos="6480"/>
+        </w:tabs>
+        <w:ind w:left="6480" w:hanging="360"/>
+      </w:pPr>
+      <w:rPr>
+        <w:rFonts w:ascii="Wingdings" w:hAnsi="Wingdings" w:hint="default"/>
+        <w:sz w:val="20"/>
+      </w:rPr>
+    </w:lvl>
+  </w:abstractNum>
+  <w:abstractNum w:abstractNumId="11" w15:restartNumberingAfterBreak="0">
+    <w:nsid w:val="77CD4DB6"/>
+    <w:multiLevelType w:val="multilevel"/>
+    <w:tmpl w:val="077A3CA8"/>
+    <w:lvl w:ilvl="0">
+      <w:start w:val="1"/>
+      <w:numFmt w:val="bullet"/>
+      <w:lvlText w:val=""/>
+      <w:lvlJc w:val="left"/>
+      <w:pPr>
+        <w:tabs>
+          <w:tab w:val="num" w:pos="720"/>
+        </w:tabs>
+        <w:ind w:left="720" w:hanging="360"/>
+      </w:pPr>
+      <w:rPr>
+        <w:rFonts w:ascii="Symbol" w:hAnsi="Symbol" w:hint="default"/>
+        <w:sz w:val="20"/>
+      </w:rPr>
+    </w:lvl>
+    <w:lvl w:ilvl="1" w:tentative="1">
+      <w:start w:val="1"/>
+      <w:numFmt w:val="bullet"/>
+      <w:lvlText w:val="o"/>
+      <w:lvlJc w:val="left"/>
+      <w:pPr>
+        <w:tabs>
+          <w:tab w:val="num" w:pos="1440"/>
+        </w:tabs>
+        <w:ind w:left="1440" w:hanging="360"/>
+      </w:pPr>
+      <w:rPr>
+        <w:rFonts w:ascii="Courier New" w:hAnsi="Courier New" w:hint="default"/>
+        <w:sz w:val="20"/>
+      </w:rPr>
+    </w:lvl>
+    <w:lvl w:ilvl="2" w:tentative="1">
+      <w:start w:val="1"/>
+      <w:numFmt w:val="bullet"/>
+      <w:lvlText w:val=""/>
+      <w:lvlJc w:val="left"/>
+      <w:pPr>
+        <w:tabs>
+          <w:tab w:val="num" w:pos="2160"/>
+        </w:tabs>
+        <w:ind w:left="2160" w:hanging="360"/>
+      </w:pPr>
+      <w:rPr>
+        <w:rFonts w:ascii="Wingdings" w:hAnsi="Wingdings" w:hint="default"/>
+        <w:sz w:val="20"/>
+      </w:rPr>
+    </w:lvl>
+    <w:lvl w:ilvl="3" w:tentative="1">
+      <w:start w:val="1"/>
+      <w:numFmt w:val="bullet"/>
+      <w:lvlText w:val=""/>
+      <w:lvlJc w:val="left"/>
+      <w:pPr>
+        <w:tabs>
+          <w:tab w:val="num" w:pos="2880"/>
+        </w:tabs>
+        <w:ind w:left="2880" w:hanging="360"/>
+      </w:pPr>
+      <w:rPr>
+        <w:rFonts w:ascii="Wingdings" w:hAnsi="Wingdings" w:hint="default"/>
+        <w:sz w:val="20"/>
+      </w:rPr>
+    </w:lvl>
+    <w:lvl w:ilvl="4" w:tentative="1">
+      <w:start w:val="1"/>
+      <w:numFmt w:val="bullet"/>
+      <w:lvlText w:val=""/>
+      <w:lvlJc w:val="left"/>
+      <w:pPr>
+        <w:tabs>
+          <w:tab w:val="num" w:pos="3600"/>
+        </w:tabs>
+        <w:ind w:left="3600" w:hanging="360"/>
+      </w:pPr>
+      <w:rPr>
+        <w:rFonts w:ascii="Wingdings" w:hAnsi="Wingdings" w:hint="default"/>
+        <w:sz w:val="20"/>
+      </w:rPr>
+    </w:lvl>
+    <w:lvl w:ilvl="5" w:tentative="1">
+      <w:start w:val="1"/>
+      <w:numFmt w:val="bullet"/>
+      <w:lvlText w:val=""/>
+      <w:lvlJc w:val="left"/>
+      <w:pPr>
+        <w:tabs>
+          <w:tab w:val="num" w:pos="4320"/>
+        </w:tabs>
+        <w:ind w:left="4320" w:hanging="360"/>
+      </w:pPr>
+      <w:rPr>
+        <w:rFonts w:ascii="Wingdings" w:hAnsi="Wingdings" w:hint="default"/>
+        <w:sz w:val="20"/>
+      </w:rPr>
+    </w:lvl>
+    <w:lvl w:ilvl="6" w:tentative="1">
+      <w:start w:val="1"/>
+      <w:numFmt w:val="bullet"/>
+      <w:lvlText w:val=""/>
+      <w:lvlJc w:val="left"/>
+      <w:pPr>
+        <w:tabs>
+          <w:tab w:val="num" w:pos="5040"/>
+        </w:tabs>
+        <w:ind w:left="5040" w:hanging="360"/>
+      </w:pPr>
+      <w:rPr>
+        <w:rFonts w:ascii="Wingdings" w:hAnsi="Wingdings" w:hint="default"/>
+        <w:sz w:val="20"/>
+      </w:rPr>
+    </w:lvl>
+    <w:lvl w:ilvl="7" w:tentative="1">
+      <w:start w:val="1"/>
+      <w:numFmt w:val="bullet"/>
+      <w:lvlText w:val=""/>
+      <w:lvlJc w:val="left"/>
+      <w:pPr>
+        <w:tabs>
+          <w:tab w:val="num" w:pos="5760"/>
+        </w:tabs>
+        <w:ind w:left="5760" w:hanging="360"/>
+      </w:pPr>
+      <w:rPr>
+        <w:rFonts w:ascii="Wingdings" w:hAnsi="Wingdings" w:hint="default"/>
+        <w:sz w:val="20"/>
+      </w:rPr>
+    </w:lvl>
+    <w:lvl w:ilvl="8" w:tentative="1">
+      <w:start w:val="1"/>
+      <w:numFmt w:val="bullet"/>
+      <w:lvlText w:val=""/>
+      <w:lvlJc w:val="left"/>
+      <w:pPr>
+        <w:tabs>
+          <w:tab w:val="num" w:pos="6480"/>
+        </w:tabs>
+        <w:ind w:left="6480" w:hanging="360"/>
+      </w:pPr>
+      <w:rPr>
+        <w:rFonts w:ascii="Wingdings" w:hAnsi="Wingdings" w:hint="default"/>
+        <w:sz w:val="20"/>
+      </w:rPr>
+    </w:lvl>
+  </w:abstractNum>
+  <w:abstractNum w:abstractNumId="12" w15:restartNumberingAfterBreak="0">
     <w:nsid w:val="7BE97B15"/>
     <w:multiLevelType w:val="multilevel"/>
     <w:tmpl w:val="6890EDD6"/>
@@ -1989,25 +3424,43 @@
     </w:lvl>
   </w:abstractNum>
   <w:num w:numId="1" w16cid:durableId="846748107">
-    <w:abstractNumId w:val="5"/>
+    <w:abstractNumId w:val="9"/>
   </w:num>
   <w:num w:numId="2" w16cid:durableId="1537500855">
-    <w:abstractNumId w:val="6"/>
+    <w:abstractNumId w:val="12"/>
   </w:num>
   <w:num w:numId="3" w16cid:durableId="2125076531">
-    <w:abstractNumId w:val="4"/>
+    <w:abstractNumId w:val="8"/>
   </w:num>
   <w:num w:numId="4" w16cid:durableId="455608646">
-    <w:abstractNumId w:val="2"/>
+    <w:abstractNumId w:val="4"/>
   </w:num>
   <w:num w:numId="5" w16cid:durableId="713240703">
     <w:abstractNumId w:val="0"/>
   </w:num>
   <w:num w:numId="6" w16cid:durableId="185797635">
-    <w:abstractNumId w:val="3"/>
+    <w:abstractNumId w:val="5"/>
   </w:num>
   <w:num w:numId="7" w16cid:durableId="759909774">
     <w:abstractNumId w:val="1"/>
+  </w:num>
+  <w:num w:numId="8" w16cid:durableId="250552522">
+    <w:abstractNumId w:val="6"/>
+  </w:num>
+  <w:num w:numId="9" w16cid:durableId="1970479142">
+    <w:abstractNumId w:val="2"/>
+  </w:num>
+  <w:num w:numId="10" w16cid:durableId="28721167">
+    <w:abstractNumId w:val="3"/>
+  </w:num>
+  <w:num w:numId="11" w16cid:durableId="1889954388">
+    <w:abstractNumId w:val="7"/>
+  </w:num>
+  <w:num w:numId="12" w16cid:durableId="986205948">
+    <w:abstractNumId w:val="11"/>
+  </w:num>
+  <w:num w:numId="13" w16cid:durableId="1640649562">
+    <w:abstractNumId w:val="10"/>
   </w:num>
 </w:numbering>
 </file>
